--- a/EP3 - Informe de Certificacion - Atlas.docx
+++ b/EP3 - Informe de Certificacion - Atlas.docx
@@ -862,7 +862,7 @@
                 <w:rFonts w:ascii="Arial" w:hAnsi="Arial"/>
                 <w:sz w:val="20"/>
               </w:rPr>
-              <w:t>10 (3 Críticos · 4 Mayores · 2 Menores · 1 Observación)</w:t>
+              <w:t>11 (3 Críticos · 4 Mayores · 2 Menores · 2 Observaciones)</w:t>
             </w:r>
           </w:p>
         </w:tc>
@@ -941,6 +941,45 @@
                 <w:sz w:val="20"/>
               </w:rPr>
               <w:t>14 (frontend 11 + backend 3)</w:t>
+            </w:r>
+          </w:p>
+        </w:tc>
+      </w:tr>
+      <w:tr>
+        <w:tc>
+          <w:tcPr>
+            <w:tcW w:type="dxa" w:w="4320"/>
+          </w:tcPr>
+          <w:p>
+            <w:pPr>
+              <w:spacing w:line="240" w:lineRule="auto"/>
+            </w:pPr>
+            <w:r/>
+            <w:r>
+              <w:rPr>
+                <w:rFonts w:ascii="Arial" w:hAnsi="Arial"/>
+                <w:b/>
+                <w:sz w:val="20"/>
+              </w:rPr>
+              <w:t>Resultados análisis estático (SonarQube)</w:t>
+            </w:r>
+          </w:p>
+        </w:tc>
+        <w:tc>
+          <w:tcPr>
+            <w:tcW w:type="dxa" w:w="4320"/>
+          </w:tcPr>
+          <w:p>
+            <w:pPr>
+              <w:spacing w:line="240" w:lineRule="auto"/>
+            </w:pPr>
+            <w:r/>
+            <w:r>
+              <w:rPr>
+                <w:rFonts w:ascii="Arial" w:hAnsi="Arial"/>
+                <w:sz w:val="20"/>
+              </w:rPr>
+              <w:t>1 vulnerabilidad BLOCKER · 4 security hotspots · 198 code smells · 1 bug</w:t>
             </w:r>
           </w:p>
         </w:tc>
@@ -2264,6 +2303,116 @@
                 <w:sz w:val="20"/>
               </w:rPr>
               <w:t>FN-02 (4,06 s)</w:t>
+            </w:r>
+          </w:p>
+        </w:tc>
+      </w:tr>
+      <w:tr>
+        <w:tc>
+          <w:tcPr>
+            <w:tcW w:type="dxa" w:w="1440"/>
+          </w:tcPr>
+          <w:p>
+            <w:pPr>
+              <w:spacing w:line="240" w:lineRule="auto"/>
+            </w:pPr>
+            <w:r/>
+            <w:r>
+              <w:rPr>
+                <w:rFonts w:ascii="Arial" w:hAnsi="Arial"/>
+                <w:sz w:val="20"/>
+              </w:rPr>
+              <w:t>BUG-011</w:t>
+            </w:r>
+          </w:p>
+        </w:tc>
+        <w:tc>
+          <w:tcPr>
+            <w:tcW w:type="dxa" w:w="1440"/>
+          </w:tcPr>
+          <w:p>
+            <w:pPr>
+              <w:spacing w:line="240" w:lineRule="auto"/>
+            </w:pPr>
+            <w:r/>
+            <w:r>
+              <w:rPr>
+                <w:rFonts w:ascii="Arial" w:hAnsi="Arial"/>
+                <w:sz w:val="20"/>
+              </w:rPr>
+              <w:t>**Observación**</w:t>
+            </w:r>
+          </w:p>
+        </w:tc>
+        <w:tc>
+          <w:tcPr>
+            <w:tcW w:type="dxa" w:w="1440"/>
+          </w:tcPr>
+          <w:p>
+            <w:pPr>
+              <w:spacing w:line="240" w:lineRule="auto"/>
+            </w:pPr>
+            <w:r/>
+            <w:r>
+              <w:rPr>
+                <w:rFonts w:ascii="Arial" w:hAnsi="Arial"/>
+                <w:sz w:val="20"/>
+              </w:rPr>
+              <w:t>Deuda técnica</w:t>
+            </w:r>
+          </w:p>
+        </w:tc>
+        <w:tc>
+          <w:tcPr>
+            <w:tcW w:type="dxa" w:w="1440"/>
+          </w:tcPr>
+          <w:p>
+            <w:pPr>
+              <w:spacing w:line="240" w:lineRule="auto"/>
+            </w:pPr>
+            <w:r/>
+            <w:r>
+              <w:rPr>
+                <w:rFonts w:ascii="Arial" w:hAnsi="Arial"/>
+                <w:sz w:val="20"/>
+              </w:rPr>
+              <w:t>Credenciales de PostgreSQL en código (`db.js:6`). Detectado por SonarQube como vulnerabilidad **BLOCKER** `secrets:S6698` y confirma BUG-004</w:t>
+            </w:r>
+          </w:p>
+        </w:tc>
+        <w:tc>
+          <w:tcPr>
+            <w:tcW w:type="dxa" w:w="1440"/>
+          </w:tcPr>
+          <w:p>
+            <w:pPr>
+              <w:spacing w:line="240" w:lineRule="auto"/>
+            </w:pPr>
+            <w:r/>
+            <w:r>
+              <w:rPr>
+                <w:rFonts w:ascii="Arial" w:hAnsi="Arial"/>
+                <w:sz w:val="20"/>
+              </w:rPr>
+              <w:t>Abierto</w:t>
+            </w:r>
+          </w:p>
+        </w:tc>
+        <w:tc>
+          <w:tcPr>
+            <w:tcW w:type="dxa" w:w="1440"/>
+          </w:tcPr>
+          <w:p>
+            <w:pPr>
+              <w:spacing w:line="240" w:lineRule="auto"/>
+            </w:pPr>
+            <w:r/>
+            <w:r>
+              <w:rPr>
+                <w:rFonts w:ascii="Arial" w:hAnsi="Arial"/>
+                <w:sz w:val="20"/>
+              </w:rPr>
+              <w:t>Anexo E · SonarQube</w:t>
             </w:r>
           </w:p>
         </w:tc>
@@ -4455,6 +4604,36 @@
     </w:p>
     <w:p>
       <w:pPr>
+        <w:spacing w:line="240" w:lineRule="auto"/>
+        <w:jc w:val="center"/>
+      </w:pPr>
+      <w:r>
+        <w:rPr>
+          <w:rFonts w:ascii="Arial" w:hAnsi="Arial"/>
+          <w:b w:val="0"/>
+          <w:sz w:val="24"/>
+        </w:rPr>
+        <w:t xml:space="preserve">10. Configurar un </w:t>
+      </w:r>
+      <w:r>
+        <w:rPr>
+          <w:rFonts w:ascii="Arial" w:hAnsi="Arial"/>
+          <w:b/>
+          <w:sz w:val="24"/>
+        </w:rPr>
+        <w:t>Quality Gate de SonarQube</w:t>
+      </w:r>
+      <w:r>
+        <w:rPr>
+          <w:rFonts w:ascii="Arial" w:hAnsi="Arial"/>
+          <w:b w:val="0"/>
+          <w:sz w:val="24"/>
+        </w:rPr>
+        <w:t xml:space="preserve"> que incluya condiciones de seguridad (0 vulnerabilidades BLOCKER/CRITICAL, security rating A) y deuda &lt; 5 %, para que la certificación dependa de la herramienta en CI.</w:t>
+      </w:r>
+    </w:p>
+    <w:p>
+      <w:pPr>
         <w:spacing w:before="600"/>
         <w:jc w:val="center"/>
       </w:pPr>
@@ -9263,6 +9442,1252 @@
           <w:b w:val="0"/>
           <w:sz w:val="12"/>
         </w:rPr>
+      </w:r>
+    </w:p>
+    <w:p>
+      <w:pPr>
+        <w:spacing w:before="600"/>
+        <w:jc w:val="center"/>
+      </w:pPr>
+      <w:r>
+        <w:rPr>
+          <w:rFonts w:ascii="Arial" w:hAnsi="Arial"/>
+          <w:b/>
+          <w:sz w:val="28"/>
+        </w:rPr>
+        <w:t>Anexo E · Análisis estático con SonarQube (servidor local :9000)</w:t>
+      </w:r>
+    </w:p>
+    <w:p>
+      <w:pPr>
+        <w:spacing w:line="240" w:lineRule="auto"/>
+        <w:jc w:val="center"/>
+      </w:pPr>
+      <w:r>
+        <w:rPr>
+          <w:rFonts w:ascii="Arial" w:hAnsi="Arial"/>
+          <w:b w:val="0"/>
+          <w:sz w:val="24"/>
+        </w:rPr>
+        <w:t xml:space="preserve">Se desplegó un servidor </w:t>
+      </w:r>
+      <w:r>
+        <w:rPr>
+          <w:rFonts w:ascii="Arial" w:hAnsi="Arial"/>
+          <w:b/>
+          <w:sz w:val="24"/>
+        </w:rPr>
+        <w:t>SonarQube 10.6 Community</w:t>
+      </w:r>
+      <w:r>
+        <w:rPr>
+          <w:rFonts w:ascii="Arial" w:hAnsi="Arial"/>
+          <w:b w:val="0"/>
+          <w:sz w:val="24"/>
+        </w:rPr>
+        <w:t xml:space="preserve"> en Docker (`sonarqube:10.6-community`, puerto 9000) y se ejecutó el análisis con </w:t>
+      </w:r>
+      <w:r>
+        <w:rPr>
+          <w:rFonts w:ascii="Arial" w:hAnsi="Arial"/>
+          <w:b/>
+          <w:sz w:val="24"/>
+        </w:rPr>
+        <w:t>Sonar Scanner 3.1</w:t>
+      </w:r>
+      <w:r>
+        <w:rPr>
+          <w:rFonts w:ascii="Arial" w:hAnsi="Arial"/>
+          <w:b w:val="0"/>
+          <w:sz w:val="24"/>
+        </w:rPr>
+        <w:t xml:space="preserve"> (Node, sin JVM adicional) sobre el backend y el frontend de Atlas.</w:t>
+      </w:r>
+    </w:p>
+    <w:p>
+      <w:pPr>
+        <w:spacing w:line="240" w:lineRule="auto"/>
+        <w:jc w:val="center"/>
+      </w:pPr>
+      <w:r>
+        <w:rPr>
+          <w:rFonts w:ascii="Arial" w:hAnsi="Arial"/>
+          <w:b/>
+          <w:sz w:val="24"/>
+        </w:rPr>
+        <w:t>Métricas de calidad:</w:t>
+      </w:r>
+    </w:p>
+    <w:tbl>
+      <w:tblPr>
+        <w:tblStyle w:val="TableGrid"/>
+        <w:tblW w:type="auto" w:w="0"/>
+        <w:jc w:val="center"/>
+        <w:tblLook w:firstColumn="1" w:firstRow="1" w:lastColumn="0" w:lastRow="0" w:noHBand="0" w:noVBand="1" w:val="04A0"/>
+      </w:tblPr>
+      <w:tblGrid>
+        <w:gridCol w:w="2880"/>
+        <w:gridCol w:w="2880"/>
+        <w:gridCol w:w="2880"/>
+      </w:tblGrid>
+      <w:tr>
+        <w:tc>
+          <w:tcPr>
+            <w:tcW w:type="dxa" w:w="2880"/>
+            <w:shd w:val="clear" w:color="auto" w:fill="DDE7F0"/>
+          </w:tcPr>
+          <w:p>
+            <w:pPr>
+              <w:spacing w:line="240" w:lineRule="auto"/>
+            </w:pPr>
+            <w:r/>
+            <w:r>
+              <w:rPr>
+                <w:rFonts w:ascii="Arial" w:hAnsi="Arial"/>
+                <w:b/>
+                <w:color w:val="1F3B57"/>
+                <w:sz w:val="20"/>
+              </w:rPr>
+              <w:t>Métrica</w:t>
+            </w:r>
+          </w:p>
+        </w:tc>
+        <w:tc>
+          <w:tcPr>
+            <w:tcW w:type="dxa" w:w="2880"/>
+            <w:shd w:val="clear" w:color="auto" w:fill="DDE7F0"/>
+          </w:tcPr>
+          <w:p>
+            <w:pPr>
+              <w:spacing w:line="240" w:lineRule="auto"/>
+            </w:pPr>
+            <w:r/>
+            <w:r>
+              <w:rPr>
+                <w:rFonts w:ascii="Arial" w:hAnsi="Arial"/>
+                <w:b/>
+                <w:color w:val="1F3B57"/>
+                <w:sz w:val="20"/>
+              </w:rPr>
+              <w:t>Backend (`atlas`)</w:t>
+            </w:r>
+          </w:p>
+        </w:tc>
+        <w:tc>
+          <w:tcPr>
+            <w:tcW w:type="dxa" w:w="2880"/>
+            <w:shd w:val="clear" w:color="auto" w:fill="DDE7F0"/>
+          </w:tcPr>
+          <w:p>
+            <w:pPr>
+              <w:spacing w:line="240" w:lineRule="auto"/>
+            </w:pPr>
+            <w:r/>
+            <w:r>
+              <w:rPr>
+                <w:rFonts w:ascii="Arial" w:hAnsi="Arial"/>
+                <w:b/>
+                <w:color w:val="1F3B57"/>
+                <w:sz w:val="20"/>
+              </w:rPr>
+              <w:t>Frontend (`atlas-frontend`)</w:t>
+            </w:r>
+          </w:p>
+        </w:tc>
+      </w:tr>
+      <w:tr>
+        <w:tc>
+          <w:tcPr>
+            <w:tcW w:type="dxa" w:w="2880"/>
+          </w:tcPr>
+          <w:p>
+            <w:pPr>
+              <w:spacing w:line="240" w:lineRule="auto"/>
+            </w:pPr>
+            <w:r/>
+            <w:r>
+              <w:rPr>
+                <w:rFonts w:ascii="Arial" w:hAnsi="Arial"/>
+                <w:sz w:val="20"/>
+              </w:rPr>
+              <w:t>Líneas de código (ncloc)</w:t>
+            </w:r>
+          </w:p>
+        </w:tc>
+        <w:tc>
+          <w:tcPr>
+            <w:tcW w:type="dxa" w:w="2880"/>
+          </w:tcPr>
+          <w:p>
+            <w:pPr>
+              <w:spacing w:line="240" w:lineRule="auto"/>
+            </w:pPr>
+            <w:r/>
+            <w:r>
+              <w:rPr>
+                <w:rFonts w:ascii="Arial" w:hAnsi="Arial"/>
+                <w:sz w:val="20"/>
+              </w:rPr>
+              <w:t>1.523</w:t>
+            </w:r>
+          </w:p>
+        </w:tc>
+        <w:tc>
+          <w:tcPr>
+            <w:tcW w:type="dxa" w:w="2880"/>
+          </w:tcPr>
+          <w:p>
+            <w:pPr>
+              <w:spacing w:line="240" w:lineRule="auto"/>
+            </w:pPr>
+            <w:r/>
+            <w:r>
+              <w:rPr>
+                <w:rFonts w:ascii="Arial" w:hAnsi="Arial"/>
+                <w:sz w:val="20"/>
+              </w:rPr>
+              <w:t>5.432</w:t>
+            </w:r>
+          </w:p>
+        </w:tc>
+      </w:tr>
+      <w:tr>
+        <w:tc>
+          <w:tcPr>
+            <w:tcW w:type="dxa" w:w="2880"/>
+          </w:tcPr>
+          <w:p>
+            <w:pPr>
+              <w:spacing w:line="240" w:lineRule="auto"/>
+            </w:pPr>
+            <w:r/>
+            <w:r>
+              <w:rPr>
+                <w:rFonts w:ascii="Arial" w:hAnsi="Arial"/>
+                <w:sz w:val="20"/>
+              </w:rPr>
+              <w:t>Bugs</w:t>
+            </w:r>
+          </w:p>
+        </w:tc>
+        <w:tc>
+          <w:tcPr>
+            <w:tcW w:type="dxa" w:w="2880"/>
+          </w:tcPr>
+          <w:p>
+            <w:pPr>
+              <w:spacing w:line="240" w:lineRule="auto"/>
+            </w:pPr>
+            <w:r/>
+            <w:r>
+              <w:rPr>
+                <w:rFonts w:ascii="Arial" w:hAnsi="Arial"/>
+                <w:sz w:val="20"/>
+              </w:rPr>
+              <w:t>0</w:t>
+            </w:r>
+          </w:p>
+        </w:tc>
+        <w:tc>
+          <w:tcPr>
+            <w:tcW w:type="dxa" w:w="2880"/>
+          </w:tcPr>
+          <w:p>
+            <w:pPr>
+              <w:spacing w:line="240" w:lineRule="auto"/>
+            </w:pPr>
+            <w:r/>
+            <w:r>
+              <w:rPr>
+                <w:rFonts w:ascii="Arial" w:hAnsi="Arial"/>
+                <w:sz w:val="20"/>
+              </w:rPr>
+              <w:t>1</w:t>
+            </w:r>
+          </w:p>
+        </w:tc>
+      </w:tr>
+      <w:tr>
+        <w:tc>
+          <w:tcPr>
+            <w:tcW w:type="dxa" w:w="2880"/>
+          </w:tcPr>
+          <w:p>
+            <w:pPr>
+              <w:spacing w:line="240" w:lineRule="auto"/>
+            </w:pPr>
+            <w:r/>
+            <w:r>
+              <w:rPr>
+                <w:rFonts w:ascii="Arial" w:hAnsi="Arial"/>
+                <w:sz w:val="20"/>
+              </w:rPr>
+              <w:t>Vulnerabilidades</w:t>
+            </w:r>
+          </w:p>
+        </w:tc>
+        <w:tc>
+          <w:tcPr>
+            <w:tcW w:type="dxa" w:w="2880"/>
+          </w:tcPr>
+          <w:p>
+            <w:pPr>
+              <w:spacing w:line="240" w:lineRule="auto"/>
+            </w:pPr>
+            <w:r/>
+            <w:r>
+              <w:rPr>
+                <w:rFonts w:ascii="Arial" w:hAnsi="Arial"/>
+                <w:sz w:val="20"/>
+              </w:rPr>
+              <w:t>**1**</w:t>
+            </w:r>
+          </w:p>
+        </w:tc>
+        <w:tc>
+          <w:tcPr>
+            <w:tcW w:type="dxa" w:w="2880"/>
+          </w:tcPr>
+          <w:p>
+            <w:pPr>
+              <w:spacing w:line="240" w:lineRule="auto"/>
+            </w:pPr>
+            <w:r/>
+            <w:r>
+              <w:rPr>
+                <w:rFonts w:ascii="Arial" w:hAnsi="Arial"/>
+                <w:sz w:val="20"/>
+              </w:rPr>
+              <w:t>0</w:t>
+            </w:r>
+          </w:p>
+        </w:tc>
+      </w:tr>
+      <w:tr>
+        <w:tc>
+          <w:tcPr>
+            <w:tcW w:type="dxa" w:w="2880"/>
+          </w:tcPr>
+          <w:p>
+            <w:pPr>
+              <w:spacing w:line="240" w:lineRule="auto"/>
+            </w:pPr>
+            <w:r/>
+            <w:r>
+              <w:rPr>
+                <w:rFonts w:ascii="Arial" w:hAnsi="Arial"/>
+                <w:sz w:val="20"/>
+              </w:rPr>
+              <w:t>Code Smells</w:t>
+            </w:r>
+          </w:p>
+        </w:tc>
+        <w:tc>
+          <w:tcPr>
+            <w:tcW w:type="dxa" w:w="2880"/>
+          </w:tcPr>
+          <w:p>
+            <w:pPr>
+              <w:spacing w:line="240" w:lineRule="auto"/>
+            </w:pPr>
+            <w:r/>
+            <w:r>
+              <w:rPr>
+                <w:rFonts w:ascii="Arial" w:hAnsi="Arial"/>
+                <w:sz w:val="20"/>
+              </w:rPr>
+              <w:t>17</w:t>
+            </w:r>
+          </w:p>
+        </w:tc>
+        <w:tc>
+          <w:tcPr>
+            <w:tcW w:type="dxa" w:w="2880"/>
+          </w:tcPr>
+          <w:p>
+            <w:pPr>
+              <w:spacing w:line="240" w:lineRule="auto"/>
+            </w:pPr>
+            <w:r/>
+            <w:r>
+              <w:rPr>
+                <w:rFonts w:ascii="Arial" w:hAnsi="Arial"/>
+                <w:sz w:val="20"/>
+              </w:rPr>
+              <w:t>181</w:t>
+            </w:r>
+          </w:p>
+        </w:tc>
+      </w:tr>
+      <w:tr>
+        <w:tc>
+          <w:tcPr>
+            <w:tcW w:type="dxa" w:w="2880"/>
+          </w:tcPr>
+          <w:p>
+            <w:pPr>
+              <w:spacing w:line="240" w:lineRule="auto"/>
+            </w:pPr>
+            <w:r/>
+            <w:r>
+              <w:rPr>
+                <w:rFonts w:ascii="Arial" w:hAnsi="Arial"/>
+                <w:sz w:val="20"/>
+              </w:rPr>
+              <w:t>Security Hotspots</w:t>
+            </w:r>
+          </w:p>
+        </w:tc>
+        <w:tc>
+          <w:tcPr>
+            <w:tcW w:type="dxa" w:w="2880"/>
+          </w:tcPr>
+          <w:p>
+            <w:pPr>
+              <w:spacing w:line="240" w:lineRule="auto"/>
+            </w:pPr>
+            <w:r/>
+            <w:r>
+              <w:rPr>
+                <w:rFonts w:ascii="Arial" w:hAnsi="Arial"/>
+                <w:sz w:val="20"/>
+              </w:rPr>
+              <w:t>4</w:t>
+            </w:r>
+          </w:p>
+        </w:tc>
+        <w:tc>
+          <w:tcPr>
+            <w:tcW w:type="dxa" w:w="2880"/>
+          </w:tcPr>
+          <w:p>
+            <w:pPr>
+              <w:spacing w:line="240" w:lineRule="auto"/>
+            </w:pPr>
+            <w:r/>
+            <w:r>
+              <w:rPr>
+                <w:rFonts w:ascii="Arial" w:hAnsi="Arial"/>
+                <w:sz w:val="20"/>
+              </w:rPr>
+              <w:t>0</w:t>
+            </w:r>
+          </w:p>
+        </w:tc>
+      </w:tr>
+      <w:tr>
+        <w:tc>
+          <w:tcPr>
+            <w:tcW w:type="dxa" w:w="2880"/>
+          </w:tcPr>
+          <w:p>
+            <w:pPr>
+              <w:spacing w:line="240" w:lineRule="auto"/>
+            </w:pPr>
+            <w:r/>
+            <w:r>
+              <w:rPr>
+                <w:rFonts w:ascii="Arial" w:hAnsi="Arial"/>
+                <w:sz w:val="20"/>
+              </w:rPr>
+              <w:t>Duplicación (%)</w:t>
+            </w:r>
+          </w:p>
+        </w:tc>
+        <w:tc>
+          <w:tcPr>
+            <w:tcW w:type="dxa" w:w="2880"/>
+          </w:tcPr>
+          <w:p>
+            <w:pPr>
+              <w:spacing w:line="240" w:lineRule="auto"/>
+            </w:pPr>
+            <w:r/>
+            <w:r>
+              <w:rPr>
+                <w:rFonts w:ascii="Arial" w:hAnsi="Arial"/>
+                <w:sz w:val="20"/>
+              </w:rPr>
+              <w:t>37,0</w:t>
+            </w:r>
+          </w:p>
+        </w:tc>
+        <w:tc>
+          <w:tcPr>
+            <w:tcW w:type="dxa" w:w="2880"/>
+          </w:tcPr>
+          <w:p>
+            <w:pPr>
+              <w:spacing w:line="240" w:lineRule="auto"/>
+            </w:pPr>
+            <w:r/>
+            <w:r>
+              <w:rPr>
+                <w:rFonts w:ascii="Arial" w:hAnsi="Arial"/>
+                <w:sz w:val="20"/>
+              </w:rPr>
+              <w:t>11,1</w:t>
+            </w:r>
+          </w:p>
+        </w:tc>
+      </w:tr>
+      <w:tr>
+        <w:tc>
+          <w:tcPr>
+            <w:tcW w:type="dxa" w:w="2880"/>
+          </w:tcPr>
+          <w:p>
+            <w:pPr>
+              <w:spacing w:line="240" w:lineRule="auto"/>
+            </w:pPr>
+            <w:r/>
+            <w:r>
+              <w:rPr>
+                <w:rFonts w:ascii="Arial" w:hAnsi="Arial"/>
+                <w:sz w:val="20"/>
+              </w:rPr>
+              <w:t>Cobertura</w:t>
+            </w:r>
+          </w:p>
+        </w:tc>
+        <w:tc>
+          <w:tcPr>
+            <w:tcW w:type="dxa" w:w="2880"/>
+          </w:tcPr>
+          <w:p>
+            <w:pPr>
+              <w:spacing w:line="240" w:lineRule="auto"/>
+            </w:pPr>
+            <w:r/>
+            <w:r>
+              <w:rPr>
+                <w:rFonts w:ascii="Arial" w:hAnsi="Arial"/>
+                <w:sz w:val="20"/>
+              </w:rPr>
+              <w:t>0 % (sin tests)</w:t>
+            </w:r>
+          </w:p>
+        </w:tc>
+        <w:tc>
+          <w:tcPr>
+            <w:tcW w:type="dxa" w:w="2880"/>
+          </w:tcPr>
+          <w:p>
+            <w:pPr>
+              <w:spacing w:line="240" w:lineRule="auto"/>
+            </w:pPr>
+            <w:r/>
+            <w:r>
+              <w:rPr>
+                <w:rFonts w:ascii="Arial" w:hAnsi="Arial"/>
+                <w:sz w:val="20"/>
+              </w:rPr>
+              <w:t>0 %</w:t>
+            </w:r>
+          </w:p>
+        </w:tc>
+      </w:tr>
+      <w:tr>
+        <w:tc>
+          <w:tcPr>
+            <w:tcW w:type="dxa" w:w="2880"/>
+          </w:tcPr>
+          <w:p>
+            <w:pPr>
+              <w:spacing w:line="240" w:lineRule="auto"/>
+            </w:pPr>
+            <w:r/>
+            <w:r>
+              <w:rPr>
+                <w:rFonts w:ascii="Arial" w:hAnsi="Arial"/>
+                <w:sz w:val="20"/>
+              </w:rPr>
+              <w:t>Reliability Rating</w:t>
+            </w:r>
+          </w:p>
+        </w:tc>
+        <w:tc>
+          <w:tcPr>
+            <w:tcW w:type="dxa" w:w="2880"/>
+          </w:tcPr>
+          <w:p>
+            <w:pPr>
+              <w:spacing w:line="240" w:lineRule="auto"/>
+            </w:pPr>
+            <w:r/>
+            <w:r>
+              <w:rPr>
+                <w:rFonts w:ascii="Arial" w:hAnsi="Arial"/>
+                <w:sz w:val="20"/>
+              </w:rPr>
+              <w:t>A (1.0)</w:t>
+            </w:r>
+          </w:p>
+        </w:tc>
+        <w:tc>
+          <w:tcPr>
+            <w:tcW w:type="dxa" w:w="2880"/>
+          </w:tcPr>
+          <w:p>
+            <w:pPr>
+              <w:spacing w:line="240" w:lineRule="auto"/>
+            </w:pPr>
+            <w:r/>
+            <w:r>
+              <w:rPr>
+                <w:rFonts w:ascii="Arial" w:hAnsi="Arial"/>
+                <w:sz w:val="20"/>
+              </w:rPr>
+              <w:t>C (3.0)</w:t>
+            </w:r>
+          </w:p>
+        </w:tc>
+      </w:tr>
+      <w:tr>
+        <w:tc>
+          <w:tcPr>
+            <w:tcW w:type="dxa" w:w="2880"/>
+          </w:tcPr>
+          <w:p>
+            <w:pPr>
+              <w:spacing w:line="240" w:lineRule="auto"/>
+            </w:pPr>
+            <w:r/>
+            <w:r>
+              <w:rPr>
+                <w:rFonts w:ascii="Arial" w:hAnsi="Arial"/>
+                <w:sz w:val="20"/>
+              </w:rPr>
+              <w:t>Security Rating</w:t>
+            </w:r>
+          </w:p>
+        </w:tc>
+        <w:tc>
+          <w:tcPr>
+            <w:tcW w:type="dxa" w:w="2880"/>
+          </w:tcPr>
+          <w:p>
+            <w:pPr>
+              <w:spacing w:line="240" w:lineRule="auto"/>
+            </w:pPr>
+            <w:r/>
+            <w:r>
+              <w:rPr>
+                <w:rFonts w:ascii="Arial" w:hAnsi="Arial"/>
+                <w:sz w:val="20"/>
+              </w:rPr>
+              <w:t>**E (5.0)**</w:t>
+            </w:r>
+          </w:p>
+        </w:tc>
+        <w:tc>
+          <w:tcPr>
+            <w:tcW w:type="dxa" w:w="2880"/>
+          </w:tcPr>
+          <w:p>
+            <w:pPr>
+              <w:spacing w:line="240" w:lineRule="auto"/>
+            </w:pPr>
+            <w:r/>
+            <w:r>
+              <w:rPr>
+                <w:rFonts w:ascii="Arial" w:hAnsi="Arial"/>
+                <w:sz w:val="20"/>
+              </w:rPr>
+              <w:t>A (1.0)</w:t>
+            </w:r>
+          </w:p>
+        </w:tc>
+      </w:tr>
+      <w:tr>
+        <w:tc>
+          <w:tcPr>
+            <w:tcW w:type="dxa" w:w="2880"/>
+          </w:tcPr>
+          <w:p>
+            <w:pPr>
+              <w:spacing w:line="240" w:lineRule="auto"/>
+            </w:pPr>
+            <w:r/>
+            <w:r>
+              <w:rPr>
+                <w:rFonts w:ascii="Arial" w:hAnsi="Arial"/>
+                <w:sz w:val="20"/>
+              </w:rPr>
+              <w:t>Maintainability Rating</w:t>
+            </w:r>
+          </w:p>
+        </w:tc>
+        <w:tc>
+          <w:tcPr>
+            <w:tcW w:type="dxa" w:w="2880"/>
+          </w:tcPr>
+          <w:p>
+            <w:pPr>
+              <w:spacing w:line="240" w:lineRule="auto"/>
+            </w:pPr>
+            <w:r/>
+            <w:r>
+              <w:rPr>
+                <w:rFonts w:ascii="Arial" w:hAnsi="Arial"/>
+                <w:sz w:val="20"/>
+              </w:rPr>
+              <w:t>A (1.0)</w:t>
+            </w:r>
+          </w:p>
+        </w:tc>
+        <w:tc>
+          <w:tcPr>
+            <w:tcW w:type="dxa" w:w="2880"/>
+          </w:tcPr>
+          <w:p>
+            <w:pPr>
+              <w:spacing w:line="240" w:lineRule="auto"/>
+            </w:pPr>
+            <w:r/>
+            <w:r>
+              <w:rPr>
+                <w:rFonts w:ascii="Arial" w:hAnsi="Arial"/>
+                <w:sz w:val="20"/>
+              </w:rPr>
+              <w:t>A (1.0)</w:t>
+            </w:r>
+          </w:p>
+        </w:tc>
+      </w:tr>
+      <w:tr>
+        <w:tc>
+          <w:tcPr>
+            <w:tcW w:type="dxa" w:w="2880"/>
+          </w:tcPr>
+          <w:p>
+            <w:pPr>
+              <w:spacing w:line="240" w:lineRule="auto"/>
+            </w:pPr>
+            <w:r/>
+            <w:r>
+              <w:rPr>
+                <w:rFonts w:ascii="Arial" w:hAnsi="Arial"/>
+                <w:sz w:val="20"/>
+              </w:rPr>
+              <w:t>Quality Gate</w:t>
+            </w:r>
+          </w:p>
+        </w:tc>
+        <w:tc>
+          <w:tcPr>
+            <w:tcW w:type="dxa" w:w="2880"/>
+          </w:tcPr>
+          <w:p>
+            <w:pPr>
+              <w:spacing w:line="240" w:lineRule="auto"/>
+            </w:pPr>
+            <w:r/>
+            <w:r>
+              <w:rPr>
+                <w:rFonts w:ascii="Arial" w:hAnsi="Arial"/>
+                <w:sz w:val="20"/>
+              </w:rPr>
+              <w:t>OK</w:t>
+            </w:r>
+          </w:p>
+        </w:tc>
+        <w:tc>
+          <w:tcPr>
+            <w:tcW w:type="dxa" w:w="2880"/>
+          </w:tcPr>
+          <w:p>
+            <w:pPr>
+              <w:spacing w:line="240" w:lineRule="auto"/>
+            </w:pPr>
+            <w:r/>
+            <w:r>
+              <w:rPr>
+                <w:rFonts w:ascii="Arial" w:hAnsi="Arial"/>
+                <w:sz w:val="20"/>
+              </w:rPr>
+              <w:t>OK</w:t>
+            </w:r>
+          </w:p>
+        </w:tc>
+      </w:tr>
+    </w:tbl>
+    <w:p>
+      <w:pPr>
+        <w:spacing w:line="360" w:lineRule="auto"/>
+      </w:pPr>
+      <w:r>
+        <w:rPr>
+          <w:rFonts w:ascii="Arial" w:hAnsi="Arial"/>
+          <w:b w:val="0"/>
+          <w:sz w:val="12"/>
+        </w:rPr>
+      </w:r>
+    </w:p>
+    <w:p>
+      <w:pPr>
+        <w:spacing w:line="240" w:lineRule="auto"/>
+        <w:jc w:val="center"/>
+      </w:pPr>
+      <w:r>
+        <w:rPr>
+          <w:rFonts w:ascii="Arial" w:hAnsi="Arial"/>
+          <w:b w:val="0"/>
+          <w:sz w:val="24"/>
+        </w:rPr>
+        <w:t xml:space="preserve">&gt; El </w:t>
+      </w:r>
+      <w:r>
+        <w:rPr>
+          <w:rFonts w:ascii="Arial" w:hAnsi="Arial"/>
+          <w:b/>
+          <w:sz w:val="24"/>
+        </w:rPr>
+        <w:t>Security Rating E</w:t>
+      </w:r>
+      <w:r>
+        <w:rPr>
+          <w:rFonts w:ascii="Arial" w:hAnsi="Arial"/>
+          <w:b w:val="0"/>
+          <w:sz w:val="24"/>
+        </w:rPr>
+        <w:t xml:space="preserve"> del backend confirma los problemas de seguridad críticos detectados en las pruebas dinámicas y en la revisión manual. El Quality Gate figura "OK" porque el *Quality Gate* por defecto solo evalúa bugs y debt; ajustamos esta observación en las recomendaciones (agregar condiciones de seguridad).</w:t>
+      </w:r>
+    </w:p>
+    <w:p>
+      <w:pPr>
+        <w:spacing w:line="240" w:lineRule="auto"/>
+        <w:jc w:val="center"/>
+      </w:pPr>
+      <w:r>
+        <w:rPr>
+          <w:rFonts w:ascii="Arial" w:hAnsi="Arial"/>
+          <w:b/>
+          <w:sz w:val="24"/>
+        </w:rPr>
+        <w:t>Hallazgos relevantes de SonarQube:</w:t>
+      </w:r>
+    </w:p>
+    <w:p>
+      <w:pPr>
+        <w:spacing w:line="240" w:lineRule="auto"/>
+        <w:jc w:val="center"/>
+      </w:pPr>
+      <w:r>
+        <w:rPr>
+          <w:rFonts w:ascii="Arial" w:hAnsi="Arial"/>
+          <w:b/>
+          <w:sz w:val="24"/>
+        </w:rPr>
+        <w:t>Backend (`atlas`)</w:t>
+      </w:r>
+    </w:p>
+    <w:p>
+      <w:pPr>
+        <w:spacing w:line="360" w:lineRule="auto"/>
+        <w:jc w:val="center"/>
+      </w:pPr>
+      <w:r>
+        <w:rPr>
+          <w:rFonts w:ascii="Arial" w:hAnsi="Arial"/>
+          <w:b w:val="0"/>
+          <w:sz w:val="24"/>
+        </w:rPr>
+        <w:t>**Vulnerabilidad BLOCKER — `src/db.js:6` (secrets:S6698):** "Make sure this PostgreSQL database password gets changed and removed from the code." Confirma el hallazgo manual de credenciales de BD en la cadena de conexión por defecto.</w:t>
+      </w:r>
+    </w:p>
+    <w:p>
+      <w:pPr>
+        <w:spacing w:line="360" w:lineRule="auto"/>
+        <w:jc w:val="center"/>
+      </w:pPr>
+      <w:r>
+        <w:rPr>
+          <w:rFonts w:ascii="Arial" w:hAnsi="Arial"/>
+          <w:b w:val="0"/>
+          <w:sz w:val="24"/>
+        </w:rPr>
+        <w:t>16 Code Smells **MINOR** (`javascript:S6582`): preferir *optional chaining* en `clients.js`, `contracts.js`, `empresa_usuarios.js`, `metricas.js`.</w:t>
+      </w:r>
+    </w:p>
+    <w:p>
+      <w:pPr>
+        <w:spacing w:line="360" w:lineRule="auto"/>
+        <w:jc w:val="center"/>
+      </w:pPr>
+      <w:r>
+        <w:rPr>
+          <w:rFonts w:ascii="Arial" w:hAnsi="Arial"/>
+          <w:b w:val="0"/>
+          <w:sz w:val="24"/>
+        </w:rPr>
+        <w:t>1 Code Smell **MAJOR** (`users.js:44`, `javascript:S125`): código comentado.</w:t>
+      </w:r>
+    </w:p>
+    <w:p>
+      <w:pPr>
+        <w:spacing w:line="360" w:lineRule="auto"/>
+        <w:jc w:val="center"/>
+      </w:pPr>
+      <w:r>
+        <w:rPr>
+          <w:rFonts w:ascii="Arial" w:hAnsi="Arial"/>
+          <w:b w:val="0"/>
+          <w:sz w:val="24"/>
+        </w:rPr>
+        <w:t>4 Security Hotspots:</w:t>
+      </w:r>
+    </w:p>
+    <w:p>
+      <w:pPr>
+        <w:spacing w:line="360" w:lineRule="auto"/>
+        <w:jc w:val="center"/>
+      </w:pPr>
+      <w:r>
+        <w:rPr>
+          <w:rFonts w:ascii="Arial" w:hAnsi="Arial"/>
+          <w:b w:val="0"/>
+          <w:sz w:val="24"/>
+        </w:rPr>
+        <w:t>`contracts.js:14-15` (`dos`): "Make sure the content length limit is safe here" — límite de tamaño de upload no definido (relacionado con BUG-003).</w:t>
+      </w:r>
+    </w:p>
+    <w:p>
+      <w:pPr>
+        <w:spacing w:line="360" w:lineRule="auto"/>
+        <w:jc w:val="center"/>
+      </w:pPr>
+      <w:r>
+        <w:rPr>
+          <w:rFonts w:ascii="Arial" w:hAnsi="Arial"/>
+          <w:b w:val="0"/>
+          <w:sz w:val="24"/>
+        </w:rPr>
+        <w:t>`app.js:22` (`insecure-conf`): "Make sure that enabling CORS is safe here" (relacionado con BUG-005).</w:t>
+      </w:r>
+    </w:p>
+    <w:p>
+      <w:pPr>
+        <w:spacing w:line="360" w:lineRule="auto"/>
+        <w:jc w:val="center"/>
+      </w:pPr>
+      <w:r>
+        <w:rPr>
+          <w:rFonts w:ascii="Arial" w:hAnsi="Arial"/>
+          <w:b w:val="0"/>
+          <w:sz w:val="24"/>
+        </w:rPr>
+        <w:t>`app.js:20` (`others`): la plataforma expone la versión de Express por defecto.</w:t>
+      </w:r>
+    </w:p>
+    <w:p>
+      <w:pPr>
+        <w:spacing w:line="240" w:lineRule="auto"/>
+        <w:jc w:val="center"/>
+      </w:pPr>
+      <w:r>
+        <w:rPr>
+          <w:rFonts w:ascii="Arial" w:hAnsi="Arial"/>
+          <w:b/>
+          <w:sz w:val="24"/>
+        </w:rPr>
+        <w:t>Frontend (`atlas-frontend`)</w:t>
+      </w:r>
+    </w:p>
+    <w:p>
+      <w:pPr>
+        <w:spacing w:line="360" w:lineRule="auto"/>
+        <w:jc w:val="center"/>
+      </w:pPr>
+      <w:r>
+        <w:rPr>
+          <w:rFonts w:ascii="Arial" w:hAnsi="Arial"/>
+          <w:b w:val="0"/>
+          <w:sz w:val="24"/>
+        </w:rPr>
+        <w:t>1 **BUG MAJOR** (`src/index.css:6`, `css:S4649`): falta *generic font family* de respaldo.</w:t>
+      </w:r>
+    </w:p>
+    <w:p>
+      <w:pPr>
+        <w:spacing w:line="360" w:lineRule="auto"/>
+        <w:jc w:val="center"/>
+      </w:pPr>
+      <w:r>
+        <w:rPr>
+          <w:rFonts w:ascii="Arial" w:hAnsi="Arial"/>
+          <w:b w:val="0"/>
+          <w:sz w:val="24"/>
+        </w:rPr>
+        <w:t>1 **Code Smell CRITICAL** (`ClienteForm.jsx:63`, `javascript:S3776`): Complejidad cognitiva 26 vs 15 permitido.</w:t>
+      </w:r>
+    </w:p>
+    <w:p>
+      <w:pPr>
+        <w:spacing w:line="360" w:lineRule="auto"/>
+        <w:jc w:val="center"/>
+      </w:pPr>
+      <w:r>
+        <w:rPr>
+          <w:rFonts w:ascii="Arial" w:hAnsi="Arial"/>
+          <w:b w:val="0"/>
+          <w:sz w:val="24"/>
+        </w:rPr>
+        <w:t>181 Code Smells: 110 × validación de props (`S6774`), 45 × API deprecada (`S1874`, `*.findDOMNode`), 16 × definir componente dentro del padre (`S6478`), etc.</w:t>
+      </w:r>
+    </w:p>
+    <w:p>
+      <w:pPr>
+        <w:spacing w:line="360" w:lineRule="auto"/>
+        <w:jc w:val="center"/>
+      </w:pPr>
+      <w:r>
+        <w:rPr>
+          <w:rFonts w:ascii="Arial" w:hAnsi="Arial"/>
+          <w:b w:val="0"/>
+          <w:sz w:val="24"/>
+        </w:rPr>
+        <w:t>1 BUG de compatibilidad de React 19 (`findDOMNode` deprecado, relacionado con `S1874`).</w:t>
+      </w:r>
+    </w:p>
+    <w:p>
+      <w:pPr>
+        <w:spacing w:line="240" w:lineRule="auto"/>
+        <w:jc w:val="center"/>
+      </w:pPr>
+      <w:r>
+        <w:rPr>
+          <w:rFonts w:ascii="Arial" w:hAnsi="Arial"/>
+          <w:b/>
+          <w:sz w:val="24"/>
+        </w:rPr>
+        <w:t>Comando usado (evidencia reproducible):</w:t>
+      </w:r>
+    </w:p>
+    <w:p>
+      <w:pPr>
+        <w:spacing w:line="240" w:lineRule="auto"/>
+        <w:jc w:val="center"/>
+      </w:pPr>
+      <w:r>
+        <w:rPr>
+          <w:rFonts w:ascii="Arial" w:hAnsi="Arial"/>
+          <w:b w:val="0"/>
+          <w:sz w:val="24"/>
+        </w:rPr>
+        <w:t>```bash</w:t>
+      </w:r>
+    </w:p>
+    <w:p>
+      <w:pPr>
+        <w:spacing w:before="1200" w:line="240" w:lineRule="auto"/>
+        <w:jc w:val="center"/>
+      </w:pPr>
+      <w:r>
+        <w:rPr>
+          <w:rFonts w:ascii="Arial" w:hAnsi="Arial"/>
+          <w:b/>
+          <w:color w:val="1F3B57"/>
+          <w:sz w:val="52"/>
+        </w:rPr>
+        <w:t>1) Servidor SonarQube</w:t>
+      </w:r>
+    </w:p>
+    <w:p>
+      <w:pPr>
+        <w:spacing w:line="240" w:lineRule="auto"/>
+        <w:jc w:val="center"/>
+      </w:pPr>
+      <w:r>
+        <w:rPr>
+          <w:rFonts w:ascii="Arial" w:hAnsi="Arial"/>
+          <w:b w:val="0"/>
+          <w:sz w:val="24"/>
+        </w:rPr>
+        <w:t>docker run -d --name sonarqube -p 9000:9000 \</w:t>
+      </w:r>
+    </w:p>
+    <w:p>
+      <w:pPr>
+        <w:spacing w:line="240" w:lineRule="auto"/>
+        <w:jc w:val="center"/>
+      </w:pPr>
+      <w:r>
+        <w:rPr>
+          <w:rFonts w:ascii="Arial" w:hAnsi="Arial"/>
+          <w:b w:val="0"/>
+          <w:sz w:val="24"/>
+        </w:rPr>
+        <w:t>-e SONAR_ES_BOOTSTRAP_CHECKS_DISABLE=true \</w:t>
+      </w:r>
+    </w:p>
+    <w:p>
+      <w:pPr>
+        <w:spacing w:line="240" w:lineRule="auto"/>
+        <w:jc w:val="center"/>
+      </w:pPr>
+      <w:r>
+        <w:rPr>
+          <w:rFonts w:ascii="Arial" w:hAnsi="Arial"/>
+          <w:b w:val="0"/>
+          <w:sz w:val="24"/>
+        </w:rPr>
+        <w:t>-v sonarqube_data:/opt/sonarqube/data \</w:t>
+      </w:r>
+    </w:p>
+    <w:p>
+      <w:pPr>
+        <w:spacing w:line="240" w:lineRule="auto"/>
+        <w:jc w:val="center"/>
+      </w:pPr>
+      <w:r>
+        <w:rPr>
+          <w:rFonts w:ascii="Arial" w:hAnsi="Arial"/>
+          <w:b w:val="0"/>
+          <w:sz w:val="24"/>
+        </w:rPr>
+        <w:t>-v sonarqube_logs:/opt/sonarqube/logs \</w:t>
+      </w:r>
+    </w:p>
+    <w:p>
+      <w:pPr>
+        <w:spacing w:line="240" w:lineRule="auto"/>
+        <w:jc w:val="center"/>
+      </w:pPr>
+      <w:r>
+        <w:rPr>
+          <w:rFonts w:ascii="Arial" w:hAnsi="Arial"/>
+          <w:b w:val="0"/>
+          <w:sz w:val="24"/>
+        </w:rPr>
+        <w:t>-v sonarqube_extensions:/opt/sonarqube/extensions \</w:t>
+      </w:r>
+    </w:p>
+    <w:p>
+      <w:pPr>
+        <w:spacing w:line="240" w:lineRule="auto"/>
+        <w:jc w:val="center"/>
+      </w:pPr>
+      <w:r>
+        <w:rPr>
+          <w:rFonts w:ascii="Arial" w:hAnsi="Arial"/>
+          <w:b w:val="0"/>
+          <w:sz w:val="24"/>
+        </w:rPr>
+        <w:t>sonarqube:10.6-community</w:t>
+      </w:r>
+    </w:p>
+    <w:p>
+      <w:pPr>
+        <w:spacing w:before="1200" w:line="240" w:lineRule="auto"/>
+        <w:jc w:val="center"/>
+      </w:pPr>
+      <w:r>
+        <w:rPr>
+          <w:rFonts w:ascii="Arial" w:hAnsi="Arial"/>
+          <w:b/>
+          <w:color w:val="1F3B57"/>
+          <w:sz w:val="52"/>
+        </w:rPr>
+        <w:t>2) Scan (en BACKEND/ y luego en FRONTEND/, con su sonar-project.properties)</w:t>
+      </w:r>
+    </w:p>
+    <w:p>
+      <w:pPr>
+        <w:spacing w:line="240" w:lineRule="auto"/>
+        <w:jc w:val="center"/>
+      </w:pPr>
+      <w:r>
+        <w:rPr>
+          <w:rFonts w:ascii="Arial" w:hAnsi="Arial"/>
+          <w:b w:val="0"/>
+          <w:sz w:val="24"/>
+        </w:rPr>
+        <w:t>sonar-scanner -Dsonar.host.url=http://localhost:9000 -Dsonar.token=TOKEN</w:t>
+      </w:r>
+    </w:p>
+    <w:p>
+      <w:pPr>
+        <w:spacing w:line="240" w:lineRule="auto"/>
+        <w:jc w:val="center"/>
+      </w:pPr>
+      <w:r>
+        <w:rPr>
+          <w:rFonts w:ascii="Arial" w:hAnsi="Arial"/>
+          <w:b w:val="0"/>
+          <w:sz w:val="24"/>
+        </w:rPr>
+        <w:t>```</w:t>
+      </w:r>
+    </w:p>
+    <w:p>
+      <w:pPr>
+        <w:spacing w:line="240" w:lineRule="auto"/>
+        <w:jc w:val="center"/>
+      </w:pPr>
+      <w:r>
+        <w:rPr>
+          <w:rFonts w:ascii="Arial" w:hAnsi="Arial"/>
+          <w:b/>
+          <w:sz w:val="24"/>
+        </w:rPr>
+        <w:t>Conclusiones del análisis estático:</w:t>
+      </w:r>
+      <w:r>
+        <w:rPr>
+          <w:rFonts w:ascii="Arial" w:hAnsi="Arial"/>
+          <w:b w:val="0"/>
+          <w:sz w:val="24"/>
+        </w:rPr>
+        <w:t xml:space="preserve"> SonarQube encontró </w:t>
+      </w:r>
+      <w:r>
+        <w:rPr>
+          <w:rFonts w:ascii="Arial" w:hAnsi="Arial"/>
+          <w:b/>
+          <w:sz w:val="24"/>
+        </w:rPr>
+        <w:t>1 vulnerabilidad de severidad Blocker</w:t>
+      </w:r>
+      <w:r>
+        <w:rPr>
+          <w:rFonts w:ascii="Arial" w:hAnsi="Arial"/>
+          <w:b w:val="0"/>
+          <w:sz w:val="24"/>
+        </w:rPr>
+        <w:t xml:space="preserve"> (credenciales de PostgreSQL en código), </w:t>
+      </w:r>
+      <w:r>
+        <w:rPr>
+          <w:rFonts w:ascii="Arial" w:hAnsi="Arial"/>
+          <w:b/>
+          <w:sz w:val="24"/>
+        </w:rPr>
+        <w:t>4 security hotspots</w:t>
+      </w:r>
+      <w:r>
+        <w:rPr>
+          <w:rFonts w:ascii="Arial" w:hAnsi="Arial"/>
+          <w:b w:val="0"/>
+          <w:sz w:val="24"/>
+        </w:rPr>
+        <w:t xml:space="preserve"> que corresponden exactamente a los defectos BUG-003 y BUG-005 detectados en las pruebas dinámicas, y una deuda técnica de mantenibilidad importante en el frontend (181 code smells). Esto refuerza el dictamen </w:t>
+      </w:r>
+      <w:r>
+        <w:rPr>
+          <w:rFonts w:ascii="Arial" w:hAnsi="Arial"/>
+          <w:b/>
+          <w:sz w:val="24"/>
+        </w:rPr>
+        <w:t>NO CERTIFICADO</w:t>
+      </w:r>
+      <w:r>
+        <w:rPr>
+          <w:rFonts w:ascii="Arial" w:hAnsi="Arial"/>
+          <w:b w:val="0"/>
+          <w:sz w:val="24"/>
+        </w:rPr>
+        <w:t>.</w:t>
       </w:r>
     </w:p>
     <w:p>

--- a/EP3 - Informe de Certificacion - Atlas.docx
+++ b/EP3 - Informe de Certificacion - Atlas.docx
@@ -10688,6 +10688,230 @@
           <w:sz w:val="24"/>
         </w:rPr>
         <w:t>.</w:t>
+      </w:r>
+    </w:p>
+    <w:p>
+      <w:pPr>
+        <w:spacing w:line="240" w:lineRule="auto"/>
+        <w:jc w:val="center"/>
+      </w:pPr>
+      <w:r>
+        <w:rPr>
+          <w:rFonts w:ascii="Arial" w:hAnsi="Arial"/>
+          <w:b/>
+          <w:sz w:val="24"/>
+        </w:rPr>
+        <w:t>Dashboard Backend (atlas):</w:t>
+      </w:r>
+    </w:p>
+    <w:p>
+      <w:pPr>
+        <w:spacing w:line="240" w:lineRule="auto"/>
+        <w:jc w:val="center"/>
+      </w:pPr>
+      <w:r>
+        <w:rPr>
+          <w:rFonts w:ascii="Arial" w:hAnsi="Arial"/>
+          <w:b w:val="0"/>
+          <w:sz w:val="24"/>
+        </w:rPr>
+        <w:t>![Dashboard backend - atlas](Evidencias%20SonarQube/01-dashboard-backend.png)</w:t>
+      </w:r>
+    </w:p>
+    <w:p>
+      <w:pPr>
+        <w:spacing w:line="240" w:lineRule="auto"/>
+        <w:jc w:val="center"/>
+      </w:pPr>
+      <w:r>
+        <w:rPr>
+          <w:rFonts w:ascii="Arial" w:hAnsi="Arial"/>
+          <w:b/>
+          <w:sz w:val="24"/>
+        </w:rPr>
+        <w:t>Dashboard Frontend (atlas-frontend):</w:t>
+      </w:r>
+    </w:p>
+    <w:p>
+      <w:pPr>
+        <w:spacing w:line="240" w:lineRule="auto"/>
+        <w:jc w:val="center"/>
+      </w:pPr>
+      <w:r>
+        <w:rPr>
+          <w:rFonts w:ascii="Arial" w:hAnsi="Arial"/>
+          <w:b w:val="0"/>
+          <w:sz w:val="24"/>
+        </w:rPr>
+        <w:t>![Dashboard frontend - atlas-frontend](Evidencias%20SonarQube/02-dashboard-frontend.png)</w:t>
+      </w:r>
+    </w:p>
+    <w:p>
+      <w:pPr>
+        <w:spacing w:line="240" w:lineRule="auto"/>
+        <w:jc w:val="center"/>
+      </w:pPr>
+      <w:r>
+        <w:rPr>
+          <w:rFonts w:ascii="Arial" w:hAnsi="Arial"/>
+          <w:b/>
+          <w:sz w:val="24"/>
+        </w:rPr>
+        <w:t>Vulnerabilidad BLOCKER (db.js:6):</w:t>
+      </w:r>
+    </w:p>
+    <w:p>
+      <w:pPr>
+        <w:spacing w:line="240" w:lineRule="auto"/>
+        <w:jc w:val="center"/>
+      </w:pPr>
+      <w:r>
+        <w:rPr>
+          <w:rFonts w:ascii="Arial" w:hAnsi="Arial"/>
+          <w:b w:val="0"/>
+          <w:sz w:val="24"/>
+        </w:rPr>
+        <w:t>![Vulnerabilidad BLOCKER secrets:S6698 - db.js:6](Evidencias%20SonarQube/03-issues-vulnerabilidad-db.png)</w:t>
+      </w:r>
+    </w:p>
+    <w:p>
+      <w:pPr>
+        <w:spacing w:line="240" w:lineRule="auto"/>
+        <w:jc w:val="center"/>
+      </w:pPr>
+      <w:r>
+        <w:rPr>
+          <w:rFonts w:ascii="Arial" w:hAnsi="Arial"/>
+          <w:b/>
+          <w:sz w:val="24"/>
+        </w:rPr>
+        <w:t>Code Smells Backend:</w:t>
+      </w:r>
+    </w:p>
+    <w:p>
+      <w:pPr>
+        <w:spacing w:line="240" w:lineRule="auto"/>
+        <w:jc w:val="center"/>
+      </w:pPr>
+      <w:r>
+        <w:rPr>
+          <w:rFonts w:ascii="Arial" w:hAnsi="Arial"/>
+          <w:b w:val="0"/>
+          <w:sz w:val="24"/>
+        </w:rPr>
+        <w:t>![Code Smells Backend](Evidencias%20SonarQube/04-issues-code-smells-backend.png)</w:t>
+      </w:r>
+    </w:p>
+    <w:p>
+      <w:pPr>
+        <w:spacing w:line="240" w:lineRule="auto"/>
+        <w:jc w:val="center"/>
+      </w:pPr>
+      <w:r>
+        <w:rPr>
+          <w:rFonts w:ascii="Arial" w:hAnsi="Arial"/>
+          <w:b/>
+          <w:sz w:val="24"/>
+        </w:rPr>
+        <w:t>Security Hotspots:</w:t>
+      </w:r>
+    </w:p>
+    <w:p>
+      <w:pPr>
+        <w:spacing w:line="240" w:lineRule="auto"/>
+        <w:jc w:val="center"/>
+      </w:pPr>
+      <w:r>
+        <w:rPr>
+          <w:rFonts w:ascii="Arial" w:hAnsi="Arial"/>
+          <w:b w:val="0"/>
+          <w:sz w:val="24"/>
+        </w:rPr>
+        <w:t>![Security Hotspots](Evidencias%20SonarQube/05-security-hotspots.png)</w:t>
+      </w:r>
+    </w:p>
+    <w:p>
+      <w:pPr>
+        <w:spacing w:line="240" w:lineRule="auto"/>
+        <w:jc w:val="center"/>
+      </w:pPr>
+      <w:r>
+        <w:rPr>
+          <w:rFonts w:ascii="Arial" w:hAnsi="Arial"/>
+          <w:b/>
+          <w:sz w:val="24"/>
+        </w:rPr>
+        <w:t>Issues Frontend:</w:t>
+      </w:r>
+    </w:p>
+    <w:p>
+      <w:pPr>
+        <w:spacing w:line="240" w:lineRule="auto"/>
+        <w:jc w:val="center"/>
+      </w:pPr>
+      <w:r>
+        <w:rPr>
+          <w:rFonts w:ascii="Arial" w:hAnsi="Arial"/>
+          <w:b w:val="0"/>
+          <w:sz w:val="24"/>
+        </w:rPr>
+        <w:t>![Issues Frontend](Evidencias%20SonarQube/06-issues-frontend.png)</w:t>
+      </w:r>
+    </w:p>
+    <w:p>
+      <w:pPr>
+        <w:spacing w:line="240" w:lineRule="auto"/>
+        <w:jc w:val="center"/>
+      </w:pPr>
+      <w:r>
+        <w:rPr>
+          <w:rFonts w:ascii="Arial" w:hAnsi="Arial"/>
+          <w:b/>
+          <w:sz w:val="24"/>
+        </w:rPr>
+        <w:t>Quality Gate (Sonar way):</w:t>
+      </w:r>
+    </w:p>
+    <w:p>
+      <w:pPr>
+        <w:spacing w:line="240" w:lineRule="auto"/>
+        <w:jc w:val="center"/>
+      </w:pPr>
+      <w:r>
+        <w:rPr>
+          <w:rFonts w:ascii="Arial" w:hAnsi="Arial"/>
+          <w:b w:val="0"/>
+          <w:sz w:val="24"/>
+        </w:rPr>
+        <w:t>![Quality Gate Sonar way](Evidencias%20SonarQube/07-quality-gate.png)</w:t>
+      </w:r>
+    </w:p>
+    <w:p>
+      <w:pPr>
+        <w:spacing w:line="240" w:lineRule="auto"/>
+        <w:jc w:val="center"/>
+      </w:pPr>
+      <w:r>
+        <w:rPr>
+          <w:rFonts w:ascii="Arial" w:hAnsi="Arial"/>
+          <w:b/>
+          <w:sz w:val="24"/>
+        </w:rPr>
+        <w:t>Resumen de Proyectos:</w:t>
+      </w:r>
+    </w:p>
+    <w:p>
+      <w:pPr>
+        <w:spacing w:line="240" w:lineRule="auto"/>
+        <w:jc w:val="center"/>
+      </w:pPr>
+      <w:r>
+        <w:rPr>
+          <w:rFonts w:ascii="Arial" w:hAnsi="Arial"/>
+          <w:b w:val="0"/>
+          <w:sz w:val="24"/>
+        </w:rPr>
+        <w:t>![Proyectos en SonarQube](Evidencias%20SonarQube/08-projects-overview.png)</w:t>
       </w:r>
     </w:p>
     <w:p>

--- a/EP3 - Informe de Certificacion - Atlas.docx
+++ b/EP3 - Informe de Certificacion - Atlas.docx
@@ -6747,7 +6747,7 @@
                 <w:rFonts w:ascii="Arial" w:hAnsi="Arial"/>
                 <w:sz w:val="20"/>
               </w:rPr>
-              <w:t>10 (7 con resultado inseguro)</w:t>
+              <w:t>10 (7 inseguras / 3 conformes)</w:t>
             </w:r>
           </w:p>
         </w:tc>
@@ -8187,7 +8187,7 @@
                 <w:rFonts w:ascii="Arial" w:hAnsi="Arial"/>
                 <w:sz w:val="20"/>
               </w:rPr>
-              <w:t>SEG-01 a SEG-13</w:t>
+              <w:t>SEG-01 a SEG-13 (10 pruebas)</w:t>
             </w:r>
           </w:p>
         </w:tc>
@@ -8205,7 +8205,7 @@
                 <w:rFonts w:ascii="Arial" w:hAnsi="Arial"/>
                 <w:sz w:val="20"/>
               </w:rPr>
-              <w:t>Pruebas complementarias de seguridad (acceso sin token, upload, CORS, rate-limit, latencia)</w:t>
+              <w:t>Pruebas complementarias de seguridad (acceso sin token, upload, SQLi, CORS, fuerza bruta)</w:t>
             </w:r>
           </w:p>
         </w:tc>
@@ -9061,7 +9061,7 @@
                 <w:rFonts w:ascii="Arial" w:hAnsi="Arial"/>
                 <w:sz w:val="20"/>
               </w:rPr>
-              <w:t>Datos y logs expuestos sin autenticación (CP-011, SEG-01/03/04/05)</w:t>
+              <w:t>Datos y logs expuestos sin autenticación (CP-011, SEG-01/02/03/04)</w:t>
             </w:r>
           </w:p>
         </w:tc>
@@ -9209,7 +9209,7 @@
                 <w:rFonts w:ascii="Arial" w:hAnsi="Arial"/>
                 <w:sz w:val="20"/>
               </w:rPr>
-              <w:t>Superficie de ataque para malware (CP-010, SEG-07b/08b/11a)</w:t>
+              <w:t>Superficie de ataque para malware (CP-010, SEG-07b, SEG-01)</w:t>
             </w:r>
           </w:p>
         </w:tc>
@@ -9357,7 +9357,7 @@
                 <w:rFonts w:ascii="Arial" w:hAnsi="Arial"/>
                 <w:sz w:val="20"/>
               </w:rPr>
-              <w:t>Tokens falsificables (SEG-09)</w:t>
+              <w:t>Tokens falsificables (revisión manual, `auth.js:7`)</w:t>
             </w:r>
           </w:p>
         </w:tc>
@@ -9579,7 +9579,7 @@
                 <w:rFonts w:ascii="Arial" w:hAnsi="Arial"/>
                 <w:sz w:val="20"/>
               </w:rPr>
-              <w:t>Fuga de información y datos huérfanos (SEG-07/08)</w:t>
+              <w:t>Fuga de información y datos huérfanos (SEG-07b)</w:t>
             </w:r>
           </w:p>
         </w:tc>
@@ -11928,7 +11928,7 @@
                 <w:rFonts w:ascii="Arial" w:hAnsi="Arial"/>
                 <w:sz w:val="20"/>
               </w:rPr>
-              <w:t>`GET /contratos/1` sin token</w:t>
+              <w:t>`GET /contratos/1` y descarga de archivo sin token</w:t>
             </w:r>
           </w:p>
         </w:tc>
@@ -11964,7 +11964,7 @@
                 <w:rFonts w:ascii="Arial" w:hAnsi="Arial"/>
                 <w:sz w:val="20"/>
               </w:rPr>
-              <w:t>**200 (datos expuestos)**</w:t>
+              <w:t>**200 (contrato y PDF con contenido `.exe`)**</w:t>
             </w:r>
           </w:p>
         </w:tc>
@@ -12002,7 +12002,7 @@
                 <w:rFonts w:ascii="Arial" w:hAnsi="Arial"/>
                 <w:sz w:val="20"/>
               </w:rPr>
-              <w:t>SEG-03</w:t>
+              <w:t>SEG-02</w:t>
             </w:r>
           </w:p>
         </w:tc>
@@ -12020,7 +12020,7 @@
                 <w:rFonts w:ascii="Arial" w:hAnsi="Arial"/>
                 <w:sz w:val="20"/>
               </w:rPr>
-              <w:t>`GET /auditoria` sin token</w:t>
+              <w:t>`GET /usuarios/1` sin token</w:t>
             </w:r>
           </w:p>
         </w:tc>
@@ -12056,7 +12056,7 @@
                 <w:rFonts w:ascii="Arial" w:hAnsi="Arial"/>
                 <w:sz w:val="20"/>
               </w:rPr>
-              <w:t>**200 (logs internos)**</w:t>
+              <w:t>**200 (correo de usuario)**</w:t>
             </w:r>
           </w:p>
         </w:tc>
@@ -12094,7 +12094,7 @@
                 <w:rFonts w:ascii="Arial" w:hAnsi="Arial"/>
                 <w:sz w:val="20"/>
               </w:rPr>
-              <w:t>SEG-04</w:t>
+              <w:t>SEG-03</w:t>
             </w:r>
           </w:p>
         </w:tc>
@@ -12112,7 +12112,7 @@
                 <w:rFonts w:ascii="Arial" w:hAnsi="Arial"/>
                 <w:sz w:val="20"/>
               </w:rPr>
-              <w:t>`GET /roles` sin token</w:t>
+              <w:t>`GET /auditoria` sin token</w:t>
             </w:r>
           </w:p>
         </w:tc>
@@ -12148,7 +12148,7 @@
                 <w:rFonts w:ascii="Arial" w:hAnsi="Arial"/>
                 <w:sz w:val="20"/>
               </w:rPr>
-              <w:t>**200**</w:t>
+              <w:t>**200 (logs internos)**</w:t>
             </w:r>
           </w:p>
         </w:tc>
@@ -12166,7 +12166,7 @@
                 <w:rFonts w:ascii="Arial" w:hAnsi="Arial"/>
                 <w:sz w:val="20"/>
               </w:rPr>
-              <w:t>Mayor</w:t>
+              <w:t>Crítica</w:t>
             </w:r>
           </w:p>
         </w:tc>
@@ -12186,7 +12186,7 @@
                 <w:rFonts w:ascii="Arial" w:hAnsi="Arial"/>
                 <w:sz w:val="20"/>
               </w:rPr>
-              <w:t>SEG-05</w:t>
+              <w:t>SEG-04</w:t>
             </w:r>
           </w:p>
         </w:tc>
@@ -12204,7 +12204,7 @@
                 <w:rFonts w:ascii="Arial" w:hAnsi="Arial"/>
                 <w:sz w:val="20"/>
               </w:rPr>
-              <w:t>`GET /usuarios/1` sin token</w:t>
+              <w:t>`GET /roles` sin token</w:t>
             </w:r>
           </w:p>
         </w:tc>
@@ -12240,7 +12240,7 @@
                 <w:rFonts w:ascii="Arial" w:hAnsi="Arial"/>
                 <w:sz w:val="20"/>
               </w:rPr>
-              <w:t>**200 (correo de usuario)**</w:t>
+              <w:t>**200**</w:t>
             </w:r>
           </w:p>
         </w:tc>
@@ -12258,7 +12258,7 @@
                 <w:rFonts w:ascii="Arial" w:hAnsi="Arial"/>
                 <w:sz w:val="20"/>
               </w:rPr>
-              <w:t>Crítica</w:t>
+              <w:t>Mayor</w:t>
             </w:r>
           </w:p>
         </w:tc>
@@ -12278,7 +12278,7 @@
                 <w:rFonts w:ascii="Arial" w:hAnsi="Arial"/>
                 <w:sz w:val="20"/>
               </w:rPr>
-              <w:t>SEG-07b</w:t>
+              <w:t>SEG-05</w:t>
             </w:r>
           </w:p>
         </w:tc>
@@ -12296,7 +12296,7 @@
                 <w:rFonts w:ascii="Arial" w:hAnsi="Arial"/>
                 <w:sz w:val="20"/>
               </w:rPr>
-              <w:t>Subir archivo `.exe` con token</w:t>
+              <w:t>Login con payload SQLi (`admin' OR '1'='1`)</w:t>
             </w:r>
           </w:p>
         </w:tc>
@@ -12314,7 +12314,7 @@
                 <w:rFonts w:ascii="Arial" w:hAnsi="Arial"/>
                 <w:sz w:val="20"/>
               </w:rPr>
-              <w:t>Rechazo</w:t>
+              <w:t>401</w:t>
             </w:r>
           </w:p>
         </w:tc>
@@ -12332,7 +12332,7 @@
                 <w:rFonts w:ascii="Arial" w:hAnsi="Arial"/>
                 <w:sz w:val="20"/>
               </w:rPr>
-              <w:t>**201 (aceptado)**</w:t>
+              <w:t>401 (consulta parametrizada)</w:t>
             </w:r>
           </w:p>
         </w:tc>
@@ -12350,7 +12350,7 @@
                 <w:rFonts w:ascii="Arial" w:hAnsi="Arial"/>
                 <w:sz w:val="20"/>
               </w:rPr>
-              <w:t>Crítica</w:t>
+              <w:t>Conforme</w:t>
             </w:r>
           </w:p>
         </w:tc>
@@ -12370,7 +12370,7 @@
                 <w:rFonts w:ascii="Arial" w:hAnsi="Arial"/>
                 <w:sz w:val="20"/>
               </w:rPr>
-              <w:t>SEG-08b</w:t>
+              <w:t>SEG-06</w:t>
             </w:r>
           </w:p>
         </w:tc>
@@ -12388,7 +12388,7 @@
                 <w:rFonts w:ascii="Arial" w:hAnsi="Arial"/>
                 <w:sz w:val="20"/>
               </w:rPr>
-              <w:t>Subir archivo `.html` con token</w:t>
+              <w:t>Login con contraseña incorrecta (sin enumeración)</w:t>
             </w:r>
           </w:p>
         </w:tc>
@@ -12406,7 +12406,7 @@
                 <w:rFonts w:ascii="Arial" w:hAnsi="Arial"/>
                 <w:sz w:val="20"/>
               </w:rPr>
-              <w:t>Rechazo</w:t>
+              <w:t>401</w:t>
             </w:r>
           </w:p>
         </w:tc>
@@ -12424,7 +12424,7 @@
                 <w:rFonts w:ascii="Arial" w:hAnsi="Arial"/>
                 <w:sz w:val="20"/>
               </w:rPr>
-              <w:t>**201 (aceptado)**</w:t>
+              <w:t>401</w:t>
             </w:r>
           </w:p>
         </w:tc>
@@ -12442,7 +12442,7 @@
                 <w:rFonts w:ascii="Arial" w:hAnsi="Arial"/>
                 <w:sz w:val="20"/>
               </w:rPr>
-              <w:t>Crítica</w:t>
+              <w:t>Conforme</w:t>
             </w:r>
           </w:p>
         </w:tc>
@@ -12462,7 +12462,7 @@
                 <w:rFonts w:ascii="Arial" w:hAnsi="Arial"/>
                 <w:sz w:val="20"/>
               </w:rPr>
-              <w:t>SEG-11a</w:t>
+              <w:t>SEG-07b</w:t>
             </w:r>
           </w:p>
         </w:tc>
@@ -12480,7 +12480,7 @@
                 <w:rFonts w:ascii="Arial" w:hAnsi="Arial"/>
                 <w:sz w:val="20"/>
               </w:rPr>
-              <w:t>Descargar archivo del contrato ID 5 sin token</w:t>
+              <w:t>Subir archivo `.exe` y `.html` con token</w:t>
             </w:r>
           </w:p>
         </w:tc>
@@ -12498,7 +12498,7 @@
                 <w:rFonts w:ascii="Arial" w:hAnsi="Arial"/>
                 <w:sz w:val="20"/>
               </w:rPr>
-              <w:t>401</w:t>
+              <w:t>Rechazo 400/415</w:t>
             </w:r>
           </w:p>
         </w:tc>
@@ -12516,7 +12516,7 @@
                 <w:rFonts w:ascii="Arial" w:hAnsi="Arial"/>
                 <w:sz w:val="20"/>
               </w:rPr>
-              <w:t>**200, `Content-Type: application/pdf` con contenido `.exe`**</w:t>
+              <w:t>**201 (aceptado)**</w:t>
             </w:r>
           </w:p>
         </w:tc>
@@ -12554,7 +12554,7 @@
                 <w:rFonts w:ascii="Arial" w:hAnsi="Arial"/>
                 <w:sz w:val="20"/>
               </w:rPr>
-              <w:t>SEG-12</w:t>
+              <w:t>SEG-10</w:t>
             </w:r>
           </w:p>
         </w:tc>
@@ -12572,7 +12572,7 @@
                 <w:rFonts w:ascii="Arial" w:hAnsi="Arial"/>
                 <w:sz w:val="20"/>
               </w:rPr>
-              <w:t>`Origin: http://evil.example.com`</w:t>
+              <w:t>Acceso con token válido a recurso propio</w:t>
             </w:r>
           </w:p>
         </w:tc>
@@ -12590,7 +12590,7 @@
                 <w:rFonts w:ascii="Arial" w:hAnsi="Arial"/>
                 <w:sz w:val="20"/>
               </w:rPr>
-              <w:t>Origen restringido</w:t>
+              <w:t>200</w:t>
             </w:r>
           </w:p>
         </w:tc>
@@ -12608,7 +12608,7 @@
                 <w:rFonts w:ascii="Arial" w:hAnsi="Arial"/>
                 <w:sz w:val="20"/>
               </w:rPr>
-              <w:t>**`Access-Control-Allow-Origin: *`**</w:t>
+              <w:t>200</w:t>
             </w:r>
           </w:p>
         </w:tc>
@@ -12626,7 +12626,7 @@
                 <w:rFonts w:ascii="Arial" w:hAnsi="Arial"/>
                 <w:sz w:val="20"/>
               </w:rPr>
-              <w:t>Mayor</w:t>
+              <w:t>Conforme</w:t>
             </w:r>
           </w:p>
         </w:tc>
@@ -12646,7 +12646,7 @@
                 <w:rFonts w:ascii="Arial" w:hAnsi="Arial"/>
                 <w:sz w:val="20"/>
               </w:rPr>
-              <w:t>SEG-13</w:t>
+              <w:t>SEG-12</w:t>
             </w:r>
           </w:p>
         </w:tc>
@@ -12664,7 +12664,7 @@
                 <w:rFonts w:ascii="Arial" w:hAnsi="Arial"/>
                 <w:sz w:val="20"/>
               </w:rPr>
-              <w:t>3 intentos de login fallidos seguidos</w:t>
+              <w:t>`Origin: http://evil.example.com`</w:t>
             </w:r>
           </w:p>
         </w:tc>
@@ -12682,7 +12682,7 @@
                 <w:rFonts w:ascii="Arial" w:hAnsi="Arial"/>
                 <w:sz w:val="20"/>
               </w:rPr>
-              <w:t>Bloqueo/rate-limit</w:t>
+              <w:t>Origen restringido</w:t>
             </w:r>
           </w:p>
         </w:tc>
@@ -12700,7 +12700,7 @@
                 <w:rFonts w:ascii="Arial" w:hAnsi="Arial"/>
                 <w:sz w:val="20"/>
               </w:rPr>
-              <w:t>Ningún bloqueo (solo 4 s de espera)</w:t>
+              <w:t>**`Access-Control-Allow-Origin: *`**</w:t>
             </w:r>
           </w:p>
         </w:tc>
@@ -12738,7 +12738,7 @@
                 <w:rFonts w:ascii="Arial" w:hAnsi="Arial"/>
                 <w:sz w:val="20"/>
               </w:rPr>
-              <w:t>SEG-14</w:t>
+              <w:t>SEG-13</w:t>
             </w:r>
           </w:p>
         </w:tc>
@@ -12756,7 +12756,7 @@
                 <w:rFonts w:ascii="Arial" w:hAnsi="Arial"/>
                 <w:sz w:val="20"/>
               </w:rPr>
-              <w:t>Tiempo de respuesta de listar clientes</w:t>
+              <w:t>3 intentos de login fallidos seguidos</w:t>
             </w:r>
           </w:p>
         </w:tc>
@@ -12774,7 +12774,7 @@
                 <w:rFonts w:ascii="Arial" w:hAnsi="Arial"/>
                 <w:sz w:val="20"/>
               </w:rPr>
-              <w:t>&lt; 2 s</w:t>
+              <w:t>Bloqueo/rate-limit</w:t>
             </w:r>
           </w:p>
         </w:tc>
@@ -12792,7 +12792,7 @@
                 <w:rFonts w:ascii="Arial" w:hAnsi="Arial"/>
                 <w:sz w:val="20"/>
               </w:rPr>
-              <w:t>~4,01 s (latencia artificial)</w:t>
+              <w:t>Ningún bloqueo (solo 4 s de espera)</w:t>
             </w:r>
           </w:p>
         </w:tc>
@@ -12810,7 +12810,7 @@
                 <w:rFonts w:ascii="Arial" w:hAnsi="Arial"/>
                 <w:sz w:val="20"/>
               </w:rPr>
-              <w:t>Observación</w:t>
+              <w:t>Mayor</w:t>
             </w:r>
           </w:p>
         </w:tc>
@@ -12826,6 +12826,33 @@
           <w:b w:val="0"/>
           <w:sz w:val="12"/>
         </w:rPr>
+      </w:r>
+    </w:p>
+    <w:p>
+      <w:pPr>
+        <w:spacing w:line="360" w:lineRule="auto"/>
+      </w:pPr>
+      <w:r>
+        <w:rPr>
+          <w:rFonts w:ascii="Arial" w:hAnsi="Arial"/>
+          <w:b/>
+          <w:sz w:val="22"/>
+        </w:rPr>
+        <w:t>Total: 10 pruebas SEG — 7 inseguras (SEG-01, SEG-02, SEG-03, SEG-04, SEG-07b, SEG-12, SEG-13) y 3 conformes (SEG-05, SEG-06, SEG-10).</w:t>
+      </w:r>
+    </w:p>
+    <w:p>
+      <w:pPr>
+        <w:spacing w:line="360" w:lineRule="auto"/>
+        <w:ind w:left="340"/>
+      </w:pPr>
+      <w:r>
+        <w:rPr>
+          <w:rFonts w:ascii="Arial" w:hAnsi="Arial"/>
+          <w:i/>
+          <w:sz w:val="20"/>
+        </w:rPr>
+        <w:t>Las pruebas SEG-08b y SEG-11a se integran como evidencia dentro de SEG-07b y SEG-01, respectivamente. SEG-09 corresponde al hallazgo de `JWT_SECRET` detectado por revisión manual (BUG-004) y no se contabiliza como prueba dinámica independiente. FN-02 (rendimiento) se registra en el Anexo A como prueba no funcional, no como SEG.</w:t>
       </w:r>
     </w:p>
     <w:p>

--- a/EP3 - Informe de Certificacion - Atlas.docx
+++ b/EP3 - Informe de Certificacion - Atlas.docx
@@ -2283,10 +2283,7 @@
         <w:t>Contexto del sistema a evaluar.</w:t>
       </w:r>
       <w:r>
-        <w:t xml:space="preserve"> Atlas es una plataforma web de gestión de clientes y contratos orientada a pequeñas y medianas empresas (pymes) de Chile. El sistema se estructura en tres capas: un frontend construido con React y Material UI (SPA responsiva), un backend con Express/Node.js que expone una API REST, y una base de datos PostgreSQL. Permite a usuarios registrados por empresa gestionar clientes, contratos y documentos asociados, administrar usuarios y roles (administrador/editor), auditar acciones críticas y gestionar el ciclo</w:t>
-      </w:r>
-      <w:r>
-        <w:t xml:space="preserve"> de vida de los contratos.</w:t>
+        <w:t xml:space="preserve"> Atlas es una plataforma web de gestión de clientes y contratos orientada a pequeñas y medianas empresas (pymes) de Chile. El sistema se estructura en tres capas: un frontend construido con React y Material UI (SPA responsiva), un backend con Express/Node.js que expone una API REST, y una base de datos PostgreSQL. Permite a usuarios registrados por empresa gestionar clientes, contratos y documentos asociados, administrar usuarios y roles (administrador/editor), auditar acciones críticas y gestionar el ciclo de vida de los contratos.</w:t>
       </w:r>
     </w:p>
     <w:p>
@@ -2297,10 +2294,7 @@
         <w:t>Propósito del informe.</w:t>
       </w:r>
       <w:r>
-        <w:t xml:space="preserve"> Este documento presenta los resultados de la verificación de calidad y seguridad del software Atlas, ejecutada sobre el código fuente entregado (Caso A) y el despliegue en Docker de laboratorio. El objetivo es determinar, con evidencias reproducibles, si el sistema cumple los requisitos funcionales y no funcionales del ERS, los estándares de calidad (ISO/IEC 25010), los controles de seguridad (ISO/IEC 27001, OWASP Top 10) y la normativa chilena de protección de datos (Ley 19.628 y Ley 21.719), para sustent</w:t>
-      </w:r>
-      <w:r>
-        <w:t>ar una decisión de certificación.</w:t>
+        <w:t xml:space="preserve"> Este documento presenta los resultados de la verificación de calidad y seguridad del software Atlas, ejecutada sobre el código fuente entregado (Caso A) y el despliegue en Docker de laboratorio. El objetivo es determinar, con evidencias reproducibles, si el sistema cumple los requisitos funcionales y no funcionales del ERS, los estándares de calidad (ISO/IEC 25010), los controles de seguridad (ISO/IEC 27001, OWASP Top 10) y la normativa chilena de protección de datos (Ley 19.628 y Ley 21.719), para sustentar una decisión de certificación.</w:t>
       </w:r>
     </w:p>
     <w:p>
@@ -2354,7 +2348,6 @@
         <w:rPr>
           <w:b/>
         </w:rPr>
-        <w:lastRenderedPageBreak/>
         <w:t>Cobertura ampliada al 100 % de los requerimientos del ERS:</w:t>
       </w:r>
       <w:r>
@@ -2456,10 +2449,7 @@
     </w:p>
     <w:p>
       <w:r>
-        <w:t xml:space="preserve">Conforme al </w:t>
-      </w:r>
-      <w:r>
-        <w:t>modelo ISO/IEC 25010 (SQuaRE), Atlas debe cumplir:</w:t>
+        <w:t>Conforme al modelo ISO/IEC 25010 (SQuaRE), Atlas debe cumplir:</w:t>
       </w:r>
     </w:p>
     <w:p>
@@ -2512,7 +2502,6 @@
         <w:rPr>
           <w:b/>
         </w:rPr>
-        <w:lastRenderedPageBreak/>
         <w:t>Confiabilidad:</w:t>
       </w:r>
       <w:r>
@@ -2736,7 +2725,6 @@
         <w:rPr>
           <w:b/>
         </w:rPr>
-        <w:lastRenderedPageBreak/>
         <w:t>Enfoque:</w:t>
       </w:r>
       <w:r>
@@ -2784,10 +2772,7 @@
         <w:pStyle w:val="ListNumber"/>
       </w:pPr>
       <w:r>
-        <w:t xml:space="preserve">Preparación del entorno (Docker Compose: frontend, backend y </w:t>
-      </w:r>
-      <w:r>
-        <w:t>PostgreSQL con datos semilla).</w:t>
+        <w:t>Preparación del entorno (Docker Compose: frontend, backend y PostgreSQL con datos semilla).</w:t>
       </w:r>
     </w:p>
     <w:p>
@@ -2916,7 +2901,6 @@
         <w:rPr>
           <w:b/>
         </w:rPr>
-        <w:lastRenderedPageBreak/>
         <w:t>Pruebas de integración:</w:t>
       </w:r>
       <w:r>
@@ -3228,14 +3212,7 @@
               <w:rPr>
                 <w:sz w:val="20"/>
               </w:rPr>
-              <w:t xml:space="preserve">Ejecución manual de pruebas </w:t>
-            </w:r>
-            <w:r>
-              <w:rPr>
-                <w:sz w:val="20"/>
-              </w:rPr>
-              <w:lastRenderedPageBreak/>
-              <w:t>sobre la API REST</w:t>
+              <w:t>Ejecución manual de pruebas sobre la API REST</w:t>
             </w:r>
           </w:p>
         </w:tc>
@@ -3251,15 +3228,7 @@
               <w:rPr>
                 <w:sz w:val="20"/>
               </w:rPr>
-              <w:lastRenderedPageBreak/>
-              <w:t xml:space="preserve">Permite controlar token, </w:t>
-            </w:r>
-            <w:r>
-              <w:rPr>
-                <w:sz w:val="20"/>
-              </w:rPr>
-              <w:lastRenderedPageBreak/>
-              <w:t>cabeceras y payloads, y registrar código HTTP como evidencia</w:t>
+              <w:t>Permite controlar token, cabeceras y payloads, y registrar código HTTP como evidencia</w:t>
             </w:r>
           </w:p>
         </w:tc>
@@ -3280,7 +3249,6 @@
               <w:rPr>
                 <w:sz w:val="20"/>
               </w:rPr>
-              <w:lastRenderedPageBreak/>
               <w:t>ESLint 9</w:t>
             </w:r>
           </w:p>
@@ -3419,13 +3387,7 @@
               <w:rPr>
                 <w:sz w:val="20"/>
               </w:rPr>
-              <w:t xml:space="preserve">Identifica hallazgos que las herramientas no cubren (control de </w:t>
-            </w:r>
-            <w:r>
-              <w:rPr>
-                <w:sz w:val="20"/>
-              </w:rPr>
-              <w:t>acceso, secretos, manejo de archivos)</w:t>
+              <w:t>Identifica hallazgos que las herramientas no cubren (control de acceso, secretos, manejo de archivos)</w:t>
             </w:r>
           </w:p>
         </w:tc>
@@ -3779,14 +3741,7 @@
               <w:rPr>
                 <w:sz w:val="20"/>
               </w:rPr>
-              <w:t xml:space="preserve">RF-1 / RF-1.1 (El sistema debe permitir autenticarse con nombre_usuario y </w:t>
-            </w:r>
-            <w:r>
-              <w:rPr>
-                <w:sz w:val="20"/>
-              </w:rPr>
-              <w:lastRenderedPageBreak/>
-              <w:t>contraseña)</w:t>
+              <w:t>RF-1 / RF-1.1 (El sistema debe permitir autenticarse con nombre_usuario y contraseña)</w:t>
             </w:r>
           </w:p>
         </w:tc>
@@ -3808,7 +3763,6 @@
                 <w:b/>
                 <w:sz w:val="20"/>
               </w:rPr>
-              <w:lastRenderedPageBreak/>
               <w:t>**Tipo de prueba**</w:t>
             </w:r>
           </w:p>
@@ -3939,13 +3893,7 @@
               <w:rPr>
                 <w:sz w:val="20"/>
               </w:rPr>
-              <w:t xml:space="preserve">1. Enviar `POST /autenticacion/login` con credenciales válidas. 2. Verificar código 200 y presencia de `token`. 3. Repetir con </w:t>
-            </w:r>
-            <w:r>
-              <w:rPr>
-                <w:sz w:val="20"/>
-              </w:rPr>
-              <w:t>contraseña incorrecta y verificar 401.</w:t>
+              <w:t>1. Enviar `POST /autenticacion/login` con credenciales válidas. 2. Verificar código 200 y presencia de `token`. 3. Repetir con contraseña incorrecta y verificar 401.</w:t>
             </w:r>
           </w:p>
         </w:tc>
@@ -4199,13 +4147,7 @@
               <w:rPr>
                 <w:sz w:val="20"/>
               </w:rPr>
-              <w:t xml:space="preserve">Listado de clientes de la </w:t>
-            </w:r>
-            <w:r>
-              <w:rPr>
-                <w:sz w:val="20"/>
-              </w:rPr>
-              <w:t>empresa autenticada</w:t>
+              <w:t>Listado de clientes de la empresa autenticada</w:t>
             </w:r>
           </w:p>
         </w:tc>
@@ -4509,13 +4451,7 @@
               <w:rPr>
                 <w:sz w:val="20"/>
               </w:rPr>
-              <w:t xml:space="preserve">Solo se retornan los clientes de la empresa del </w:t>
-            </w:r>
-            <w:r>
-              <w:rPr>
-                <w:sz w:val="20"/>
-              </w:rPr>
-              <w:t>usuario autenticado (RB-2); respuesta en formato JSON</w:t>
+              <w:t>Solo se retornan los clientes de la empresa del usuario autenticado (RB-2); respuesta en formato JSON</w:t>
             </w:r>
           </w:p>
         </w:tc>
@@ -4693,14 +4629,7 @@
               <w:rPr>
                 <w:sz w:val="20"/>
               </w:rPr>
-              <w:t xml:space="preserve">RF-5 / NFR-SEG (El sistema debe permitir </w:t>
-            </w:r>
-            <w:r>
-              <w:rPr>
-                <w:sz w:val="20"/>
-              </w:rPr>
-              <w:lastRenderedPageBreak/>
-              <w:t>adjuntar solo documentos seguros a un contrato)</w:t>
+              <w:t>RF-5 / NFR-SEG (El sistema debe permitir adjuntar solo documentos seguros a un contrato)</w:t>
             </w:r>
           </w:p>
         </w:tc>
@@ -4722,7 +4651,6 @@
                 <w:b/>
                 <w:sz w:val="20"/>
               </w:rPr>
-              <w:lastRenderedPageBreak/>
               <w:t>**Tipo de prueba**</w:t>
             </w:r>
           </w:p>
@@ -4815,13 +4743,7 @@
               <w:rPr>
                 <w:sz w:val="20"/>
               </w:rPr>
-              <w:t xml:space="preserve">Token válido; contrato existente; archivo </w:t>
-            </w:r>
-            <w:r>
-              <w:rPr>
-                <w:sz w:val="20"/>
-              </w:rPr>
-              <w:t>ejecutable de prueba disponible</w:t>
+              <w:t>Token válido; contrato existente; archivo ejecutable de prueba disponible</w:t>
             </w:r>
           </w:p>
         </w:tc>
@@ -5151,13 +5073,7 @@
               <w:rPr>
                 <w:sz w:val="20"/>
               </w:rPr>
-              <w:t xml:space="preserve">Acceso a datos de contrato sin </w:t>
-            </w:r>
-            <w:r>
-              <w:rPr>
-                <w:sz w:val="20"/>
-              </w:rPr>
-              <w:t>autenticación</w:t>
+              <w:t>Acceso a datos de contrato sin autenticación</w:t>
             </w:r>
           </w:p>
         </w:tc>
@@ -5585,7 +5501,6 @@
                 <w:b/>
                 <w:sz w:val="20"/>
               </w:rPr>
-              <w:lastRenderedPageBreak/>
               <w:t>**ID**</w:t>
             </w:r>
           </w:p>
@@ -6350,13 +6265,7 @@
               <w:rPr>
                 <w:sz w:val="20"/>
               </w:rPr>
-              <w:t xml:space="preserve">Dataset de clientes semilla + creados en </w:t>
-            </w:r>
-            <w:r>
-              <w:rPr>
-                <w:sz w:val="20"/>
-              </w:rPr>
-              <w:t>pruebas</w:t>
+              <w:t>Dataset de clientes semilla + creados en pruebas</w:t>
             </w:r>
           </w:p>
         </w:tc>
@@ -6623,7 +6532,6 @@
               <w:rPr>
                 <w:sz w:val="20"/>
               </w:rPr>
-              <w:lastRenderedPageBreak/>
               <w:t>RQ-01</w:t>
             </w:r>
           </w:p>
@@ -6725,13 +6633,7 @@
               <w:rPr>
                 <w:sz w:val="20"/>
               </w:rPr>
-              <w:t xml:space="preserve">El sistema debe </w:t>
-            </w:r>
-            <w:r>
-              <w:rPr>
-                <w:sz w:val="20"/>
-              </w:rPr>
-              <w:t>rechazar credenciales inválidas</w:t>
+              <w:t>El sistema debe rechazar credenciales inválidas</w:t>
             </w:r>
           </w:p>
         </w:tc>
@@ -7326,13 +7228,7 @@
               <w:rPr>
                 <w:sz w:val="20"/>
               </w:rPr>
-              <w:t xml:space="preserve">El sistema debe </w:t>
-            </w:r>
-            <w:r>
-              <w:rPr>
-                <w:sz w:val="20"/>
-              </w:rPr>
-              <w:t>mostrar métricas del dashboard</w:t>
+              <w:t>El sistema debe mostrar métricas del dashboard</w:t>
             </w:r>
           </w:p>
         </w:tc>
@@ -7587,13 +7483,7 @@
               <w:rPr>
                 <w:sz w:val="20"/>
               </w:rPr>
-              <w:t xml:space="preserve">El </w:t>
-            </w:r>
-            <w:r>
-              <w:rPr>
-                <w:sz w:val="20"/>
-              </w:rPr>
-              <w:t>login debe ser resistente a inyección SQL</w:t>
+              <w:t>El login debe ser resistente a inyección SQL</w:t>
             </w:r>
           </w:p>
         </w:tc>
@@ -7671,7 +7561,6 @@
           <w:color w:val="1F3B57"/>
           <w:sz w:val="24"/>
         </w:rPr>
-        <w:lastRenderedPageBreak/>
         <w:t>5. Ejecución de pruebas</w:t>
       </w:r>
       <w:bookmarkEnd w:id="14"/>
@@ -8007,13 +7896,7 @@
               <w:rPr>
                 <w:sz w:val="20"/>
               </w:rPr>
-              <w:t xml:space="preserve">11 (4 CRITICO · 5 </w:t>
-            </w:r>
-            <w:r>
-              <w:rPr>
-                <w:sz w:val="20"/>
-              </w:rPr>
-              <w:t>GRAVE · 1 MODERADO · 1 LEVE)</w:t>
+              <w:t>11 (4 CRITICO · 5 GRAVE · 1 MODERADO · 1 LEVE)</w:t>
             </w:r>
           </w:p>
         </w:tc>
@@ -8111,14 +7994,7 @@
                 <w:b/>
                 <w:sz w:val="20"/>
               </w:rPr>
-              <w:t xml:space="preserve">Tiempo promedio de respuesta con token </w:t>
-            </w:r>
-            <w:r>
-              <w:rPr>
-                <w:b/>
-                <w:sz w:val="20"/>
-              </w:rPr>
-              <w:t>válido</w:t>
+              <w:t>Tiempo promedio de respuesta con token válido</w:t>
             </w:r>
           </w:p>
         </w:tc>
@@ -8425,13 +8301,7 @@
               <w:rPr>
                 <w:sz w:val="20"/>
               </w:rPr>
-              <w:t xml:space="preserve">HTTP 401 </w:t>
-            </w:r>
-            <w:r>
-              <w:rPr>
-                <w:sz w:val="20"/>
-              </w:rPr>
-              <w:t>"Credenciales inválidas", sin enumeración de usuarios — Anexo A</w:t>
+              <w:t>HTTP 401 "Credenciales inválidas", sin enumeración de usuarios — Anexo A</w:t>
             </w:r>
           </w:p>
         </w:tc>
@@ -8941,14 +8811,7 @@
               <w:rPr>
                 <w:sz w:val="20"/>
               </w:rPr>
-              <w:t xml:space="preserve">HTTP 200; 6 contratos (2 semilla + 4 de prueba) — </w:t>
-            </w:r>
-            <w:r>
-              <w:rPr>
-                <w:sz w:val="20"/>
-              </w:rPr>
-              <w:lastRenderedPageBreak/>
-              <w:t>Anexo A</w:t>
+              <w:t>HTTP 200; 6 contratos (2 semilla + 4 de prueba) — Anexo A</w:t>
             </w:r>
           </w:p>
         </w:tc>
@@ -8964,7 +8827,6 @@
               <w:rPr>
                 <w:sz w:val="20"/>
               </w:rPr>
-              <w:lastRenderedPageBreak/>
               <w:t>Funcional</w:t>
             </w:r>
           </w:p>
@@ -9002,13 +8864,7 @@
               <w:rPr>
                 <w:sz w:val="20"/>
               </w:rPr>
-              <w:t xml:space="preserve">Dashboard / </w:t>
-            </w:r>
-            <w:r>
-              <w:rPr>
-                <w:sz w:val="20"/>
-              </w:rPr>
-              <w:t>métricas (token)</w:t>
+              <w:t>Dashboard / métricas (token)</w:t>
             </w:r>
           </w:p>
         </w:tc>
@@ -9178,13 +9034,7 @@
               <w:rPr>
                 <w:sz w:val="20"/>
               </w:rPr>
-              <w:t xml:space="preserve">Acceso a </w:t>
-            </w:r>
-            <w:r>
-              <w:rPr>
-                <w:sz w:val="20"/>
-              </w:rPr>
-              <w:t>contrato sin token (`GET /contratos/1`)</w:t>
+              <w:t>Acceso a contrato sin token (`GET /contratos/1`)</w:t>
             </w:r>
           </w:p>
         </w:tc>
@@ -9455,13 +9305,7 @@
               <w:rPr>
                 <w:sz w:val="20"/>
               </w:rPr>
-              <w:t xml:space="preserve">No conforme </w:t>
-            </w:r>
-            <w:r>
-              <w:rPr>
-                <w:sz w:val="20"/>
-              </w:rPr>
-              <w:t>(latencia artificial)</w:t>
+              <w:t>No conforme (latencia artificial)</w:t>
             </w:r>
           </w:p>
         </w:tc>
@@ -9670,13 +9514,7 @@
               <w:rPr>
                 <w:sz w:val="20"/>
               </w:rPr>
-              <w:t xml:space="preserve">El defecto impide </w:t>
-            </w:r>
-            <w:r>
-              <w:rPr>
-                <w:sz w:val="20"/>
-              </w:rPr>
-              <w:t>completamente el funcionamiento o expone datos sensibles; vulnera seguridad o una funcionalidad esencial del negocio</w:t>
+              <w:t>El defecto impide completamente el funcionamiento o expone datos sensibles; vulnera seguridad o una funcionalidad esencial del negocio</w:t>
             </w:r>
           </w:p>
         </w:tc>
@@ -9708,13 +9546,7 @@
               <w:rPr>
                 <w:sz w:val="20"/>
               </w:rPr>
-              <w:t xml:space="preserve">Reproducción con evidencia (código HTTP, captura, log o hallazgo </w:t>
-            </w:r>
-            <w:r>
-              <w:rPr>
-                <w:sz w:val="20"/>
-              </w:rPr>
-              <w:t>estático)</w:t>
+              <w:t>Reproducción con evidencia (código HTTP, captura, log o hallazgo estático)</w:t>
             </w:r>
           </w:p>
         </w:tc>
@@ -9852,14 +9684,7 @@
               <w:rPr>
                 <w:sz w:val="20"/>
               </w:rPr>
-              <w:t xml:space="preserve">Afecta </w:t>
-            </w:r>
-            <w:r>
-              <w:rPr>
-                <w:sz w:val="20"/>
-              </w:rPr>
-              <w:lastRenderedPageBreak/>
-              <w:t>funcionalidades secundarias o casos específicos sin detener el flujo principal</w:t>
+              <w:t>Afecta funcionalidades secundarias o casos específicos sin detener el flujo principal</w:t>
             </w:r>
           </w:p>
         </w:tc>
@@ -9875,15 +9700,7 @@
               <w:rPr>
                 <w:sz w:val="20"/>
               </w:rPr>
-              <w:lastRenderedPageBreak/>
-              <w:t xml:space="preserve">Medio: el </w:t>
-            </w:r>
-            <w:r>
-              <w:rPr>
-                <w:sz w:val="20"/>
-              </w:rPr>
-              <w:lastRenderedPageBreak/>
-              <w:t>usuario puede trabajar con molestias o limitaciones</w:t>
+              <w:t>Medio: el usuario puede trabajar con molestias o limitaciones</w:t>
             </w:r>
           </w:p>
         </w:tc>
@@ -9899,15 +9716,7 @@
               <w:rPr>
                 <w:sz w:val="20"/>
               </w:rPr>
-              <w:lastRenderedPageBreak/>
-              <w:t xml:space="preserve">Registro de </w:t>
-            </w:r>
-            <w:r>
-              <w:rPr>
-                <w:sz w:val="20"/>
-              </w:rPr>
-              <w:lastRenderedPageBreak/>
-              <w:t>prueba con métrica o comparación</w:t>
+              <w:t>Registro de prueba con métrica o comparación</w:t>
             </w:r>
           </w:p>
         </w:tc>
@@ -9923,21 +9732,7 @@
               <w:rPr>
                 <w:sz w:val="20"/>
               </w:rPr>
-              <w:lastRenderedPageBreak/>
-              <w:t xml:space="preserve">Se </w:t>
-            </w:r>
-            <w:r>
-              <w:rPr>
-                <w:sz w:val="20"/>
-              </w:rPr>
-              <w:t xml:space="preserve">corrige en </w:t>
-            </w:r>
-            <w:r>
-              <w:rPr>
-                <w:sz w:val="20"/>
-              </w:rPr>
-              <w:lastRenderedPageBreak/>
-              <w:t>próxima iteración</w:t>
+              <w:t>Se corrige en próxima iteración</w:t>
             </w:r>
           </w:p>
         </w:tc>
@@ -9958,7 +9753,6 @@
               <w:rPr>
                 <w:sz w:val="20"/>
               </w:rPr>
-              <w:lastRenderedPageBreak/>
               <w:t>LEVE</w:t>
             </w:r>
           </w:p>
@@ -10509,13 +10303,7 @@
               <w:rPr>
                 <w:sz w:val="20"/>
               </w:rPr>
-              <w:t xml:space="preserve">CORS con </w:t>
-            </w:r>
-            <w:r>
-              <w:rPr>
-                <w:sz w:val="20"/>
-              </w:rPr>
-              <w:t>`Access-Control-Allow-Origin: *` global (`app.js:22`)</w:t>
+              <w:t>CORS con `Access-Control-Allow-Origin: *` global (`app.js:22`)</w:t>
             </w:r>
           </w:p>
         </w:tc>
@@ -10584,14 +10372,7 @@
               <w:rPr>
                 <w:sz w:val="20"/>
               </w:rPr>
-              <w:t xml:space="preserve">Ausencia de rate-limit </w:t>
-            </w:r>
-            <w:r>
-              <w:rPr>
-                <w:sz w:val="20"/>
-              </w:rPr>
-              <w:lastRenderedPageBreak/>
-              <w:t>/ bloqueo por fuerza bruta en login</w:t>
+              <w:t>Ausencia de rate-limit / bloqueo por fuerza bruta en login</w:t>
             </w:r>
           </w:p>
         </w:tc>
@@ -10607,15 +10388,7 @@
               <w:rPr>
                 <w:sz w:val="20"/>
               </w:rPr>
-              <w:lastRenderedPageBreak/>
-              <w:t xml:space="preserve">Ataque de fuerza </w:t>
-            </w:r>
-            <w:r>
-              <w:rPr>
-                <w:sz w:val="20"/>
-              </w:rPr>
-              <w:lastRenderedPageBreak/>
-              <w:t>bruta viable (SEG-13)</w:t>
+              <w:t>Ataque de fuerza bruta viable (SEG-13)</w:t>
             </w:r>
           </w:p>
         </w:tc>
@@ -10631,7 +10404,6 @@
               <w:rPr>
                 <w:sz w:val="20"/>
               </w:rPr>
-              <w:lastRenderedPageBreak/>
               <w:t>GRAVE</w:t>
             </w:r>
           </w:p>
@@ -11027,7 +10799,6 @@
           <w:color w:val="1F3B57"/>
           <w:sz w:val="24"/>
         </w:rPr>
-        <w:lastRenderedPageBreak/>
         <w:t>6.2. Consideraciones normativas</w:t>
       </w:r>
       <w:bookmarkEnd w:id="20"/>
@@ -11158,7 +10929,6 @@
         <w:pStyle w:val="ListNumber"/>
       </w:pPr>
       <w:r>
-        <w:lastRenderedPageBreak/>
         <w:t>Hash seguro de contraseñas (bcrypt/argon2) y eliminación de credenciales por defecto con cambio obligatorio en primer acceso (BUG-002).</w:t>
       </w:r>
     </w:p>
@@ -11581,13 +11351,7 @@
               <w:rPr>
                 <w:sz w:val="20"/>
               </w:rPr>
-              <w:t xml:space="preserve">HTTP 401 </w:t>
-            </w:r>
-            <w:r>
-              <w:rPr>
-                <w:sz w:val="20"/>
-              </w:rPr>
-              <w:t>"Credenciales inválidas" en ~4,01 s. No enumera usuarios</w:t>
+              <w:t>HTTP 401 "Credenciales inválidas" en ~4,01 s. No enumera usuarios</w:t>
             </w:r>
           </w:p>
         </w:tc>
@@ -11769,13 +11533,7 @@
         <w:rPr>
           <w:b/>
         </w:rPr>
-        <w:t xml:space="preserve">Ciclo 2 · Ejecución de </w:t>
-      </w:r>
-      <w:r>
-        <w:rPr>
-          <w:b/>
-        </w:rPr>
-        <w:t>casos de prueba</w:t>
+        <w:t>Ciclo 2 · Ejecución de casos de prueba</w:t>
       </w:r>
     </w:p>
     <w:tbl>
@@ -11972,14 +11730,7 @@
               <w:rPr>
                 <w:sz w:val="20"/>
               </w:rPr>
-              <w:t xml:space="preserve">HTTP 200 en ~4,06 s; retorna 3 clientes (2 </w:t>
-            </w:r>
-            <w:r>
-              <w:rPr>
-                <w:sz w:val="20"/>
-              </w:rPr>
-              <w:lastRenderedPageBreak/>
-              <w:t>semilla + 1 creado)</w:t>
+              <w:t>HTTP 200 en ~4,06 s; retorna 3 clientes (2 semilla + 1 creado)</w:t>
             </w:r>
           </w:p>
         </w:tc>
@@ -12000,7 +11751,6 @@
               <w:rPr>
                 <w:sz w:val="20"/>
               </w:rPr>
-              <w:lastRenderedPageBreak/>
               <w:t>CP-006</w:t>
             </w:r>
           </w:p>
@@ -12320,13 +12070,7 @@
               <w:rPr>
                 <w:sz w:val="20"/>
               </w:rPr>
-              <w:t xml:space="preserve">HTTP 200; 2 usuarios, 3 </w:t>
-            </w:r>
-            <w:r>
-              <w:rPr>
-                <w:sz w:val="20"/>
-              </w:rPr>
-              <w:t>clientes</w:t>
+              <w:t>HTTP 200; 2 usuarios, 3 clientes</w:t>
             </w:r>
           </w:p>
         </w:tc>
@@ -12496,13 +12240,7 @@
               <w:rPr>
                 <w:sz w:val="20"/>
               </w:rPr>
-              <w:t xml:space="preserve">HTTP 200 devuelve datos del contrato sin </w:t>
-            </w:r>
-            <w:r>
-              <w:rPr>
-                <w:sz w:val="20"/>
-              </w:rPr>
-              <w:t>autenticación</w:t>
+              <w:t>HTTP 200 devuelve datos del contrato sin autenticación</w:t>
             </w:r>
           </w:p>
         </w:tc>
@@ -12958,13 +12696,7 @@
               <w:rPr>
                 <w:sz w:val="20"/>
               </w:rPr>
-              <w:t xml:space="preserve">**200 </w:t>
-            </w:r>
-            <w:r>
-              <w:rPr>
-                <w:sz w:val="20"/>
-              </w:rPr>
-              <w:t>(logs internos)**</w:t>
+              <w:t>**200 (logs internos)**</w:t>
             </w:r>
           </w:p>
         </w:tc>
@@ -13357,14 +13089,7 @@
               <w:rPr>
                 <w:sz w:val="20"/>
               </w:rPr>
-              <w:t xml:space="preserve">Acceso con token </w:t>
-            </w:r>
-            <w:r>
-              <w:rPr>
-                <w:sz w:val="20"/>
-              </w:rPr>
-              <w:lastRenderedPageBreak/>
-              <w:t>válido a recurso propio</w:t>
+              <w:t>Acceso con token válido a recurso propio</w:t>
             </w:r>
           </w:p>
         </w:tc>
@@ -13380,7 +13105,6 @@
               <w:rPr>
                 <w:sz w:val="20"/>
               </w:rPr>
-              <w:lastRenderedPageBreak/>
               <w:t>200</w:t>
             </w:r>
           </w:p>
@@ -13607,14 +13331,7 @@
           <w:i/>
           <w:sz w:val="20"/>
         </w:rPr>
-        <w:t xml:space="preserve">Las </w:t>
-      </w:r>
-      <w:r>
-        <w:rPr>
-          <w:i/>
-          <w:sz w:val="20"/>
-        </w:rPr>
-        <w:t>pruebas SEG-08b y SEG-11a se integran como evidencia dentro de SEG-07b y SEG-01, respectivamente. SEG-09 corresponde al hallazgo de `JWT_SECRET` detectado por revisión manual (BUG-004) y no se contabiliza como prueba dinámica independiente. FN-02 (rendimiento) se registra en el Anexo A como prueba no funcional, no como SEG.</w:t>
+        <w:t>Las pruebas SEG-08b y SEG-11a se integran como evidencia dentro de SEG-07b y SEG-01, respectivamente. SEG-09 corresponde al hallazgo de `JWT_SECRET` detectado por revisión manual (BUG-004) y no se contabiliza como prueba dinámica independiente. FN-02 (rendimiento) se registra en el Anexo A como prueba no funcional, no como SEG.</w:t>
       </w:r>
     </w:p>
     <w:p>
@@ -13799,13 +13516,7 @@
               <w:rPr>
                 <w:sz w:val="20"/>
               </w:rPr>
-              <w:t xml:space="preserve">no-unused-vars </w:t>
-            </w:r>
-            <w:r>
-              <w:rPr>
-                <w:sz w:val="20"/>
-              </w:rPr>
-              <w:t>(`onLoad`)</w:t>
+              <w:t>no-unused-vars (`onLoad`)</w:t>
             </w:r>
           </w:p>
         </w:tc>
@@ -14461,13 +14172,7 @@
               <w:rPr>
                 <w:sz w:val="20"/>
               </w:rPr>
-              <w:t xml:space="preserve">no-unused-vars </w:t>
-            </w:r>
-            <w:r>
-              <w:rPr>
-                <w:sz w:val="20"/>
-              </w:rPr>
-              <w:t>(`path`, `fs`)</w:t>
+              <w:t>no-unused-vars (`path`, `fs`)</w:t>
             </w:r>
           </w:p>
         </w:tc>
@@ -14641,13 +14346,7 @@
               <w:rPr>
                 <w:sz w:val="20"/>
               </w:rPr>
-              <w:t xml:space="preserve">Comparación de contraseña en texto claro </w:t>
-            </w:r>
-            <w:r>
-              <w:rPr>
-                <w:sz w:val="20"/>
-              </w:rPr>
-              <w:t>(`user.contrasena_hash !== password`)</w:t>
+              <w:t>Comparación de contraseña en texto claro (`user.contrasena_hash !== password`)</w:t>
             </w:r>
           </w:p>
         </w:tc>
@@ -15516,21 +15215,12 @@
           <w:color w:val="1F3B57"/>
           <w:sz w:val="24"/>
         </w:rPr>
-        <w:t xml:space="preserve">Anexo E · Análisis </w:t>
-      </w:r>
-      <w:r>
-        <w:rPr>
-          <w:b/>
-          <w:color w:val="1F3B57"/>
-          <w:sz w:val="24"/>
-        </w:rPr>
-        <w:t>estático con SonarQube (servidor local :9000)</w:t>
+        <w:t>Anexo E · Análisis estático con SonarQube (servidor local :9000)</w:t>
       </w:r>
       <w:bookmarkEnd w:id="27"/>
     </w:p>
     <w:p>
       <w:r>
-        <w:lastRenderedPageBreak/>
         <w:t xml:space="preserve">Se desplegó un servidor </w:t>
       </w:r>
       <w:r>
@@ -16237,14 +15927,7 @@
           <w:i/>
           <w:sz w:val="20"/>
         </w:rPr>
-        <w:t xml:space="preserve">El Security Rating E del backend confirma los problemas de seguridad críticos detectados en las pruebas dinámicas y en </w:t>
-      </w:r>
-      <w:r>
-        <w:rPr>
-          <w:i/>
-          <w:sz w:val="20"/>
-        </w:rPr>
-        <w:t>la revisión manual. El Quality Gate figura "OK" porque el Quality Gate por defecto solo evalúa bugs y deuda técnica; en las recomendaciones se incluye agregar condiciones de seguridad.</w:t>
+        <w:t>El Security Rating E del backend confirma los problemas de seguridad críticos detectados en las pruebas dinámicas y en la revisión manual. El Quality Gate figura "OK" porque el Quality Gate por defecto solo evalúa bugs y deuda técnica; en las recomendaciones se incluye agregar condiciones de seguridad.</w:t>
       </w:r>
     </w:p>
     <w:p>
@@ -16436,7 +16119,6 @@
         <w:rPr>
           <w:rFonts w:ascii="Courier New" w:hAnsi="Courier New"/>
         </w:rPr>
-        <w:lastRenderedPageBreak/>
         <w:t>app.js:20</w:t>
       </w:r>
       <w:r>
@@ -16618,14 +16300,7 @@
           <w:rFonts w:ascii="Courier New" w:hAnsi="Courier New"/>
           <w:sz w:val="18"/>
         </w:rPr>
-        <w:t xml:space="preserve"># 1) Servidor </w:t>
-      </w:r>
-      <w:r>
-        <w:rPr>
-          <w:rFonts w:ascii="Courier New" w:hAnsi="Courier New"/>
-          <w:sz w:val="18"/>
-        </w:rPr>
-        <w:t>SonarQube</w:t>
+        <w:t># 1) Servidor SonarQube</w:t>
       </w:r>
     </w:p>
     <w:p>
@@ -16776,9 +16451,8 @@
         <w:rPr>
           <w:noProof/>
         </w:rPr>
-        <w:lastRenderedPageBreak/>
         <w:drawing>
-          <wp:inline distT="0" distB="0" distL="0" distR="0">
+          <wp:inline distT="0" distB="0" distL="0" distR="0" wp14:anchorId="6DC11C02" wp14:editId="245C57F6">
             <wp:extent cx="5943600" cy="3714750"/>
             <wp:effectExtent l="0" t="0" r="0" b="0"/>
             <wp:docPr id="1" name="Picture 1"/>
@@ -16842,9 +16516,8 @@
         <w:rPr>
           <w:noProof/>
         </w:rPr>
-        <w:lastRenderedPageBreak/>
         <w:drawing>
-          <wp:inline distT="0" distB="0" distL="0" distR="0">
+          <wp:inline distT="0" distB="0" distL="0" distR="0" wp14:anchorId="05A74D1D" wp14:editId="7E4615B7">
             <wp:extent cx="5943600" cy="3714750"/>
             <wp:effectExtent l="0" t="0" r="0" b="0"/>
             <wp:docPr id="2" name="Picture 2"/>
@@ -16908,9 +16581,8 @@
         <w:rPr>
           <w:noProof/>
         </w:rPr>
-        <w:lastRenderedPageBreak/>
         <w:drawing>
-          <wp:inline distT="0" distB="0" distL="0" distR="0">
+          <wp:inline distT="0" distB="0" distL="0" distR="0" wp14:anchorId="61BC18EC" wp14:editId="0814F0ED">
             <wp:extent cx="5943600" cy="3714750"/>
             <wp:effectExtent l="0" t="0" r="0" b="0"/>
             <wp:docPr id="3" name="Picture 3"/>
@@ -16955,13 +16627,7 @@
         <w:rPr>
           <w:sz w:val="18"/>
         </w:rPr>
-        <w:t xml:space="preserve">Vulnerabilidad </w:t>
-      </w:r>
-      <w:r>
-        <w:rPr>
-          <w:sz w:val="18"/>
-        </w:rPr>
-        <w:t>BLOCKER secrets:S6698 - db.js:6</w:t>
+        <w:t>Vulnerabilidad BLOCKER secrets:S6698 - db.js:6</w:t>
       </w:r>
     </w:p>
     <w:p>
@@ -16980,9 +16646,8 @@
         <w:rPr>
           <w:noProof/>
         </w:rPr>
-        <w:lastRenderedPageBreak/>
         <w:drawing>
-          <wp:inline distT="0" distB="0" distL="0" distR="0">
+          <wp:inline distT="0" distB="0" distL="0" distR="0" wp14:anchorId="266B69C0" wp14:editId="01C4A054">
             <wp:extent cx="5943600" cy="3714750"/>
             <wp:effectExtent l="0" t="0" r="0" b="0"/>
             <wp:docPr id="4" name="Picture 4"/>
@@ -17046,9 +16711,8 @@
         <w:rPr>
           <w:noProof/>
         </w:rPr>
-        <w:lastRenderedPageBreak/>
         <w:drawing>
-          <wp:inline distT="0" distB="0" distL="0" distR="0">
+          <wp:inline distT="0" distB="0" distL="0" distR="0" wp14:anchorId="6F47651E" wp14:editId="20FF2F5B">
             <wp:extent cx="5943600" cy="3714750"/>
             <wp:effectExtent l="0" t="0" r="0" b="0"/>
             <wp:docPr id="5" name="Picture 5"/>
@@ -17112,9 +16776,8 @@
         <w:rPr>
           <w:noProof/>
         </w:rPr>
-        <w:lastRenderedPageBreak/>
         <w:drawing>
-          <wp:inline distT="0" distB="0" distL="0" distR="0">
+          <wp:inline distT="0" distB="0" distL="0" distR="0" wp14:anchorId="78C87F69" wp14:editId="3ECCD8AE">
             <wp:extent cx="5943600" cy="3714750"/>
             <wp:effectExtent l="0" t="0" r="0" b="0"/>
             <wp:docPr id="6" name="Picture 6"/>
@@ -17178,9 +16841,8 @@
         <w:rPr>
           <w:noProof/>
         </w:rPr>
-        <w:lastRenderedPageBreak/>
         <w:drawing>
-          <wp:inline distT="0" distB="0" distL="0" distR="0">
+          <wp:inline distT="0" distB="0" distL="0" distR="0" wp14:anchorId="53A156AA" wp14:editId="6F868E39">
             <wp:extent cx="5943600" cy="3714750"/>
             <wp:effectExtent l="0" t="0" r="0" b="0"/>
             <wp:docPr id="7" name="Picture 7"/>
@@ -17244,9 +16906,8 @@
         <w:rPr>
           <w:noProof/>
         </w:rPr>
-        <w:lastRenderedPageBreak/>
         <w:drawing>
-          <wp:inline distT="0" distB="0" distL="0" distR="0">
+          <wp:inline distT="0" distB="0" distL="0" distR="0" wp14:anchorId="180B1214" wp14:editId="7BC135FF">
             <wp:extent cx="5943600" cy="3714750"/>
             <wp:effectExtent l="0" t="0" r="0" b="0"/>
             <wp:docPr id="8" name="Picture 8"/>
@@ -29001,6 +28662,7 @@
     <w:rsid w:val="00177D2F"/>
     <w:pPr>
       <w:spacing w:after="0"/>
+      <w:jc w:val="left"/>
     </w:pPr>
     <w:rPr>
       <w:rFonts w:cs="Arial"/>
@@ -29018,6 +28680,7 @@
     <w:pPr>
       <w:spacing w:after="0"/>
       <w:ind w:left="220"/>
+      <w:jc w:val="left"/>
     </w:pPr>
     <w:rPr>
       <w:rFonts w:cs="Arial"/>
@@ -29046,6 +28709,7 @@
     <w:pPr>
       <w:spacing w:after="0"/>
       <w:ind w:left="440"/>
+      <w:jc w:val="left"/>
     </w:pPr>
     <w:rPr>
       <w:rFonts w:cs="Arial"/>
